--- a/Sem - 1/Session/HS-1/Flask_Assignment_1.docx
+++ b/Sem - 1/Session/HS-1/Flask_Assignment_1.docx
@@ -3,163 +3,1718 @@
 <w:document xmlns:wpc="http://schemas.microsoft.com/office/word/2010/wordprocessingCanvas" xmlns:cx="http://schemas.microsoft.com/office/drawing/2014/chartex" xmlns:cx1="http://schemas.microsoft.com/office/drawing/2015/9/8/chartex" xmlns:mc="http://schemas.openxmlformats.org/markup-compatibility/2006" xmlns:o="urn:schemas-microsoft-com:office:office" xmlns:r="http://schemas.openxmlformats.org/officeDocument/2006/relationships" xmlns:m="http://schemas.openxmlformats.org/officeDocument/2006/math" xmlns:v="urn:schemas-microsoft-com:vml" xmlns:wp14="http://schemas.microsoft.com/office/word/2010/wordprocessingDrawing" xmlns:wp="http://schemas.openxmlformats.org/drawingml/2006/wordprocessingDrawing" xmlns:w10="urn:schemas-microsoft-com:office:word" xmlns:w="http://schemas.openxmlformats.org/wordprocessingml/2006/main" xmlns:w14="http://schemas.microsoft.com/office/word/2010/wordml" xmlns:w15="http://schemas.microsoft.com/office/word/2012/wordml" xmlns:w16se="http://schemas.microsoft.com/office/word/2015/wordml/symex" xmlns:wpg="http://schemas.microsoft.com/office/word/2010/wordprocessingGroup" xmlns:wpi="http://schemas.microsoft.com/office/word/2010/wordprocessingInk" xmlns:wne="http://schemas.microsoft.com/office/word/2006/wordml" xmlns:wps="http://schemas.microsoft.com/office/word/2010/wordprocessingShape" mc:Ignorable="w14 w15 w16se wp14">
   <w:body>
     <w:p>
+      <w:pPr>
+        <w:rPr>
+          <w:color w:val="000000" w:themeColor="text1"/>
+        </w:rPr>
+      </w:pPr>
       <w:r>
         <w:rPr>
           <w:b/>
-          <w:color w:val="0066CC"/>
+          <w:color w:val="000000" w:themeColor="text1"/>
           <w:sz w:val="28"/>
         </w:rPr>
         <w:t>Q1. Dynamic Greeting</w:t>
       </w:r>
     </w:p>
     <w:p>
+      <w:pPr>
+        <w:rPr>
+          <w:color w:val="000000" w:themeColor="text1"/>
+        </w:rPr>
+      </w:pPr>
       <w:r>
+        <w:rPr>
+          <w:color w:val="000000" w:themeColor="text1"/>
+        </w:rPr>
         <w:t>Create a route `/greet/&lt;name&gt;` which passes the name to a template and displays:</w:t>
       </w:r>
       <w:r>
+        <w:rPr>
+          <w:color w:val="000000" w:themeColor="text1"/>
+        </w:rPr>
         <w:br/>
         <w:t>Hello &lt;name&gt;, welcome to Flask!</w:t>
       </w:r>
     </w:p>
     <w:p>
+      <w:pPr>
+        <w:rPr>
+          <w:color w:val="000000" w:themeColor="text1"/>
+        </w:rPr>
+      </w:pPr>
       <w:r>
         <w:rPr>
           <w:b/>
-          <w:color w:val="00994C"/>
+          <w:color w:val="000000" w:themeColor="text1"/>
           <w:sz w:val="28"/>
         </w:rPr>
         <w:t>Q2. Mini Calculator</w:t>
       </w:r>
     </w:p>
     <w:p>
+      <w:pPr>
+        <w:rPr>
+          <w:color w:val="000000" w:themeColor="text1"/>
+        </w:rPr>
+      </w:pPr>
       <w:r>
-        <w:t xml:space="preserve">Make a Flask app with a route `/calc/&lt;int:a&gt;/&lt;int:b&gt;` that shows results of addition, subtraction, </w:t>
+        <w:rPr>
+          <w:color w:val="000000" w:themeColor="text1"/>
+        </w:rPr>
+        <w:t>Make a Flask app with a route `/calc/&lt;int:a&gt;/&lt;int:b&gt;` that shows results of addition, subtraction, multiplication, and division inside an HTML page.</w:t>
       </w:r>
       <w:r>
-        <w:t>multiplication, and division inside an HTML page.</w:t>
-      </w:r>
-      <w:r>
+        <w:rPr>
+          <w:color w:val="000000" w:themeColor="text1"/>
+        </w:rPr>
         <w:br/>
         <w:t>Example: `/calc/10/5` → displays:</w:t>
       </w:r>
       <w:r>
+        <w:rPr>
+          <w:color w:val="000000" w:themeColor="text1"/>
+        </w:rPr>
         <w:br/>
         <w:t>10 + 5 = 15</w:t>
       </w:r>
       <w:r>
+        <w:rPr>
+          <w:color w:val="000000" w:themeColor="text1"/>
+        </w:rPr>
         <w:br/>
         <w:t>10 - 5 = 5</w:t>
       </w:r>
       <w:r>
+        <w:rPr>
+          <w:color w:val="000000" w:themeColor="text1"/>
+        </w:rPr>
         <w:br/>
         <w:t>10 * 5 = 50</w:t>
       </w:r>
       <w:r>
+        <w:rPr>
+          <w:color w:val="000000" w:themeColor="text1"/>
+        </w:rPr>
         <w:br/>
         <w:t>10 / 5 = 2.0</w:t>
       </w:r>
     </w:p>
     <w:p>
+      <w:pPr>
+        <w:rPr>
+          <w:color w:val="000000" w:themeColor="text1"/>
+        </w:rPr>
+      </w:pPr>
       <w:r>
         <w:rPr>
           <w:b/>
-          <w:color w:val="CC0000"/>
+          <w:color w:val="000000" w:themeColor="text1"/>
           <w:sz w:val="28"/>
         </w:rPr>
         <w:t>Q3. CSS Styling</w:t>
       </w:r>
     </w:p>
     <w:p>
+      <w:pPr>
+        <w:rPr>
+          <w:color w:val="000000" w:themeColor="text1"/>
+        </w:rPr>
+      </w:pPr>
       <w:r>
+        <w:rPr>
+          <w:color w:val="000000" w:themeColor="text1"/>
+        </w:rPr>
         <w:t>Add a `style.css` file inside `static/` that changes background color and centers text.</w:t>
       </w:r>
       <w:r>
+        <w:rPr>
+          <w:color w:val="000000" w:themeColor="text1"/>
+        </w:rPr>
         <w:br/>
-        <w:t>Use it inside a temp</w:t>
-      </w:r>
-      <w:r>
-        <w:t>late (via `&lt;link rel='stylesheet'&gt;`).</w:t>
+        <w:t>Use it inside a template (via `&lt;link rel='stylesheet'&gt;`).</w:t>
       </w:r>
     </w:p>
     <w:p>
-      <w:bookmarkStart w:id="0" w:name="_GoBack"/>
+      <w:pPr>
+        <w:rPr>
+          <w:color w:val="000000" w:themeColor="text1"/>
+        </w:rPr>
+      </w:pPr>
       <w:r>
         <w:rPr>
           <w:b/>
-          <w:color w:val="9933FF"/>
+          <w:color w:val="000000" w:themeColor="text1"/>
           <w:sz w:val="28"/>
         </w:rPr>
         <w:t>Q4. Template Inheritance</w:t>
       </w:r>
     </w:p>
     <w:p>
+      <w:pPr>
+        <w:rPr>
+          <w:color w:val="000000" w:themeColor="text1"/>
+        </w:rPr>
+      </w:pPr>
       <w:r>
+        <w:rPr>
+          <w:color w:val="000000" w:themeColor="text1"/>
+        </w:rPr>
         <w:t>Create a `base.html` with a navbar and footer.</w:t>
       </w:r>
       <w:r>
+        <w:rPr>
+          <w:color w:val="000000" w:themeColor="text1"/>
+        </w:rPr>
         <w:br/>
         <w:t>Extend it into two pages: `home.html` and `contact.html`.</w:t>
       </w:r>
+      <w:bookmarkStart w:id="0" w:name="_GoBack"/>
+      <w:bookmarkEnd w:id="0"/>
       <w:r>
+        <w:rPr>
+          <w:color w:val="000000" w:themeColor="text1"/>
+        </w:rPr>
         <w:br/>
         <w:t>Each page should replace only the content block.</w:t>
       </w:r>
     </w:p>
-    <w:bookmarkEnd w:id="0"/>
     <w:p>
+      <w:pPr>
+        <w:rPr>
+          <w:color w:val="000000" w:themeColor="text1"/>
+        </w:rPr>
+      </w:pPr>
       <w:r>
         <w:rPr>
           <w:b/>
-          <w:color w:val="FF8000"/>
+          <w:color w:val="000000" w:themeColor="text1"/>
           <w:sz w:val="28"/>
         </w:rPr>
         <w:t>Q5. Form Handling</w:t>
       </w:r>
     </w:p>
     <w:p>
+      <w:pPr>
+        <w:rPr>
+          <w:color w:val="000000" w:themeColor="text1"/>
+        </w:rPr>
+      </w:pPr>
       <w:r>
-        <w:t>Make a route `/feedba</w:t>
+        <w:rPr>
+          <w:color w:val="000000" w:themeColor="text1"/>
+        </w:rPr>
+        <w:t>Make a route `/feedback` that:</w:t>
       </w:r>
       <w:r>
-        <w:t>ck` that:</w:t>
-      </w:r>
-      <w:r>
+        <w:rPr>
+          <w:color w:val="000000" w:themeColor="text1"/>
+        </w:rPr>
         <w:br/>
         <w:t>- Shows an HTML form (name + message)</w:t>
       </w:r>
       <w:r>
+        <w:rPr>
+          <w:color w:val="000000" w:themeColor="text1"/>
+        </w:rPr>
         <w:br/>
         <w:t>- On submit → returns a page displaying 'Thank you &lt;name&gt; for your feedback: &lt;message&gt;'.</w:t>
       </w:r>
     </w:p>
     <w:p>
+      <w:pPr>
+        <w:rPr>
+          <w:color w:val="000000" w:themeColor="text1"/>
+        </w:rPr>
+      </w:pPr>
       <w:r>
         <w:rPr>
           <w:b/>
-          <w:color w:val="6600CC"/>
+          <w:color w:val="000000" w:themeColor="text1"/>
           <w:sz w:val="28"/>
         </w:rPr>
         <w:t>Q6. Static + Template Combo</w:t>
       </w:r>
     </w:p>
     <w:p>
+      <w:pPr>
+        <w:rPr>
+          <w:color w:val="000000" w:themeColor="text1"/>
+        </w:rPr>
+      </w:pPr>
       <w:r>
-        <w:t>Create a page `portfolio.html` that:</w:t>
+        <w:rPr>
+          <w:color w:val="000000" w:themeColor="text1"/>
+        </w:rPr>
+        <w:t>Create a page `portfolio.html` that</w:t>
       </w:r>
+      <w:proofErr w:type="gramStart"/>
       <w:r>
+        <w:rPr>
+          <w:color w:val="000000" w:themeColor="text1"/>
+        </w:rPr>
+        <w:t>:</w:t>
+      </w:r>
+      <w:proofErr w:type="gramEnd"/>
+      <w:r>
+        <w:rPr>
+          <w:color w:val="000000" w:themeColor="text1"/>
+        </w:rPr>
         <w:br/>
         <w:t>- Uses `render_template`</w:t>
       </w:r>
       <w:r>
+        <w:rPr>
+          <w:color w:val="000000" w:themeColor="text1"/>
+        </w:rPr>
         <w:br/>
-        <w:t>- Loads your profile image fr</w:t>
+        <w:t>- Loads your profile image from `static/`</w:t>
       </w:r>
       <w:r>
-        <w:t>om `static/`</w:t>
+        <w:rPr>
+          <w:color w:val="000000" w:themeColor="text1"/>
+        </w:rPr>
+        <w:br/>
+        <w:t>- Displays a small bio text (written inside template).</w:t>
+      </w:r>
+    </w:p>
+    <w:p>
+      <w:pPr>
+        <w:spacing w:before="100" w:beforeAutospacing="1" w:after="100" w:afterAutospacing="1" w:line="240" w:lineRule="auto"/>
+        <w:rPr>
+          <w:rFonts w:ascii="Times New Roman" w:eastAsia="Times New Roman" w:hAnsi="Times New Roman" w:cs="Times New Roman"/>
+          <w:color w:val="000000" w:themeColor="text1"/>
+          <w:sz w:val="24"/>
+          <w:szCs w:val="24"/>
+          <w:lang w:val="en-IN" w:eastAsia="en-IN"/>
+        </w:rPr>
+      </w:pPr>
+      <w:r>
+        <w:rPr>
+          <w:rFonts w:ascii="Times New Roman" w:eastAsia="Times New Roman" w:hAnsi="Times New Roman" w:cs="Times New Roman"/>
+          <w:b/>
+          <w:bCs/>
+          <w:color w:val="000000" w:themeColor="text1"/>
+          <w:sz w:val="24"/>
+          <w:szCs w:val="24"/>
+          <w:lang w:val="en-IN" w:eastAsia="en-IN"/>
+        </w:rPr>
+        <w:t>Q7. Student Management</w:t>
       </w:r>
       <w:r>
+        <w:rPr>
+          <w:rFonts w:ascii="Times New Roman" w:eastAsia="Times New Roman" w:hAnsi="Times New Roman" w:cs="Times New Roman"/>
+          <w:color w:val="000000" w:themeColor="text1"/>
+          <w:sz w:val="24"/>
+          <w:szCs w:val="24"/>
+          <w:lang w:val="en-IN" w:eastAsia="en-IN"/>
+        </w:rPr>
         <w:br/>
-        <w:t>- Displays a small bio text (written inside template).</w:t>
+        <w:t xml:space="preserve">Create a </w:t>
+      </w:r>
+      <w:proofErr w:type="spellStart"/>
+      <w:r>
+        <w:rPr>
+          <w:rFonts w:ascii="Courier New" w:eastAsia="Times New Roman" w:hAnsi="Courier New" w:cs="Courier New"/>
+          <w:color w:val="000000" w:themeColor="text1"/>
+          <w:sz w:val="20"/>
+          <w:szCs w:val="20"/>
+          <w:lang w:val="en-IN" w:eastAsia="en-IN"/>
+        </w:rPr>
+        <w:t>students</w:t>
+      </w:r>
+      <w:proofErr w:type="spellEnd"/>
+      <w:r>
+        <w:rPr>
+          <w:rFonts w:ascii="Times New Roman" w:eastAsia="Times New Roman" w:hAnsi="Times New Roman" w:cs="Times New Roman"/>
+          <w:color w:val="000000" w:themeColor="text1"/>
+          <w:sz w:val="24"/>
+          <w:szCs w:val="24"/>
+          <w:lang w:val="en-IN" w:eastAsia="en-IN"/>
+        </w:rPr>
+        <w:t xml:space="preserve"> table with </w:t>
+      </w:r>
+      <w:proofErr w:type="gramStart"/>
+      <w:r>
+        <w:rPr>
+          <w:rFonts w:ascii="Times New Roman" w:eastAsia="Times New Roman" w:hAnsi="Times New Roman" w:cs="Times New Roman"/>
+          <w:color w:val="000000" w:themeColor="text1"/>
+          <w:sz w:val="24"/>
+          <w:szCs w:val="24"/>
+          <w:lang w:val="en-IN" w:eastAsia="en-IN"/>
+        </w:rPr>
+        <w:t>fields:</w:t>
+      </w:r>
+      <w:proofErr w:type="gramEnd"/>
+      <w:r>
+        <w:rPr>
+          <w:rFonts w:ascii="Times New Roman" w:eastAsia="Times New Roman" w:hAnsi="Times New Roman" w:cs="Times New Roman"/>
+          <w:color w:val="000000" w:themeColor="text1"/>
+          <w:sz w:val="24"/>
+          <w:szCs w:val="24"/>
+          <w:lang w:val="en-IN" w:eastAsia="en-IN"/>
+        </w:rPr>
+        <w:t xml:space="preserve"> </w:t>
+      </w:r>
+      <w:r>
+        <w:rPr>
+          <w:rFonts w:ascii="Courier New" w:eastAsia="Times New Roman" w:hAnsi="Courier New" w:cs="Courier New"/>
+          <w:color w:val="000000" w:themeColor="text1"/>
+          <w:sz w:val="20"/>
+          <w:szCs w:val="20"/>
+          <w:lang w:val="en-IN" w:eastAsia="en-IN"/>
+        </w:rPr>
+        <w:t>id</w:t>
+      </w:r>
+      <w:r>
+        <w:rPr>
+          <w:rFonts w:ascii="Times New Roman" w:eastAsia="Times New Roman" w:hAnsi="Times New Roman" w:cs="Times New Roman"/>
+          <w:color w:val="000000" w:themeColor="text1"/>
+          <w:sz w:val="24"/>
+          <w:szCs w:val="24"/>
+          <w:lang w:val="en-IN" w:eastAsia="en-IN"/>
+        </w:rPr>
+        <w:t xml:space="preserve">, </w:t>
+      </w:r>
+      <w:r>
+        <w:rPr>
+          <w:rFonts w:ascii="Courier New" w:eastAsia="Times New Roman" w:hAnsi="Courier New" w:cs="Courier New"/>
+          <w:color w:val="000000" w:themeColor="text1"/>
+          <w:sz w:val="20"/>
+          <w:szCs w:val="20"/>
+          <w:lang w:val="en-IN" w:eastAsia="en-IN"/>
+        </w:rPr>
+        <w:t>name</w:t>
+      </w:r>
+      <w:r>
+        <w:rPr>
+          <w:rFonts w:ascii="Times New Roman" w:eastAsia="Times New Roman" w:hAnsi="Times New Roman" w:cs="Times New Roman"/>
+          <w:color w:val="000000" w:themeColor="text1"/>
+          <w:sz w:val="24"/>
+          <w:szCs w:val="24"/>
+          <w:lang w:val="en-IN" w:eastAsia="en-IN"/>
+        </w:rPr>
+        <w:t xml:space="preserve">, </w:t>
+      </w:r>
+      <w:r>
+        <w:rPr>
+          <w:rFonts w:ascii="Courier New" w:eastAsia="Times New Roman" w:hAnsi="Courier New" w:cs="Courier New"/>
+          <w:color w:val="000000" w:themeColor="text1"/>
+          <w:sz w:val="20"/>
+          <w:szCs w:val="20"/>
+          <w:lang w:val="en-IN" w:eastAsia="en-IN"/>
+        </w:rPr>
+        <w:t>email</w:t>
+      </w:r>
+      <w:r>
+        <w:rPr>
+          <w:rFonts w:ascii="Times New Roman" w:eastAsia="Times New Roman" w:hAnsi="Times New Roman" w:cs="Times New Roman"/>
+          <w:color w:val="000000" w:themeColor="text1"/>
+          <w:sz w:val="24"/>
+          <w:szCs w:val="24"/>
+          <w:lang w:val="en-IN" w:eastAsia="en-IN"/>
+        </w:rPr>
+        <w:t xml:space="preserve">, </w:t>
+      </w:r>
+      <w:r>
+        <w:rPr>
+          <w:rFonts w:ascii="Courier New" w:eastAsia="Times New Roman" w:hAnsi="Courier New" w:cs="Courier New"/>
+          <w:color w:val="000000" w:themeColor="text1"/>
+          <w:sz w:val="20"/>
+          <w:szCs w:val="20"/>
+          <w:lang w:val="en-IN" w:eastAsia="en-IN"/>
+        </w:rPr>
+        <w:t>course</w:t>
+      </w:r>
+      <w:r>
+        <w:rPr>
+          <w:rFonts w:ascii="Times New Roman" w:eastAsia="Times New Roman" w:hAnsi="Times New Roman" w:cs="Times New Roman"/>
+          <w:color w:val="000000" w:themeColor="text1"/>
+          <w:sz w:val="24"/>
+          <w:szCs w:val="24"/>
+          <w:lang w:val="en-IN" w:eastAsia="en-IN"/>
+        </w:rPr>
+        <w:t>.</w:t>
+      </w:r>
+    </w:p>
+    <w:p>
+      <w:pPr>
+        <w:numPr>
+          <w:ilvl w:val="0"/>
+          <w:numId w:val="10"/>
+        </w:numPr>
+        <w:spacing w:before="100" w:beforeAutospacing="1" w:after="100" w:afterAutospacing="1" w:line="240" w:lineRule="auto"/>
+        <w:rPr>
+          <w:rFonts w:ascii="Times New Roman" w:eastAsia="Times New Roman" w:hAnsi="Times New Roman" w:cs="Times New Roman"/>
+          <w:color w:val="000000" w:themeColor="text1"/>
+          <w:sz w:val="24"/>
+          <w:szCs w:val="24"/>
+          <w:lang w:val="en-IN" w:eastAsia="en-IN"/>
+        </w:rPr>
+      </w:pPr>
+      <w:r>
+        <w:rPr>
+          <w:rFonts w:ascii="Times New Roman" w:eastAsia="Times New Roman" w:hAnsi="Times New Roman" w:cs="Times New Roman"/>
+          <w:color w:val="000000" w:themeColor="text1"/>
+          <w:sz w:val="24"/>
+          <w:szCs w:val="24"/>
+          <w:lang w:val="en-IN" w:eastAsia="en-IN"/>
+        </w:rPr>
+        <w:t xml:space="preserve">Build routes to </w:t>
+      </w:r>
+      <w:r>
+        <w:rPr>
+          <w:rFonts w:ascii="Times New Roman" w:eastAsia="Times New Roman" w:hAnsi="Times New Roman" w:cs="Times New Roman"/>
+          <w:b/>
+          <w:bCs/>
+          <w:color w:val="000000" w:themeColor="text1"/>
+          <w:sz w:val="24"/>
+          <w:szCs w:val="24"/>
+          <w:lang w:val="en-IN" w:eastAsia="en-IN"/>
+        </w:rPr>
+        <w:t>Add, Show, Update, and Delete students</w:t>
+      </w:r>
+      <w:r>
+        <w:rPr>
+          <w:rFonts w:ascii="Times New Roman" w:eastAsia="Times New Roman" w:hAnsi="Times New Roman" w:cs="Times New Roman"/>
+          <w:color w:val="000000" w:themeColor="text1"/>
+          <w:sz w:val="24"/>
+          <w:szCs w:val="24"/>
+          <w:lang w:val="en-IN" w:eastAsia="en-IN"/>
+        </w:rPr>
+        <w:t>.</w:t>
+      </w:r>
+    </w:p>
+    <w:p>
+      <w:pPr>
+        <w:numPr>
+          <w:ilvl w:val="0"/>
+          <w:numId w:val="10"/>
+        </w:numPr>
+        <w:spacing w:before="100" w:beforeAutospacing="1" w:after="100" w:afterAutospacing="1" w:line="240" w:lineRule="auto"/>
+        <w:rPr>
+          <w:rFonts w:ascii="Times New Roman" w:eastAsia="Times New Roman" w:hAnsi="Times New Roman" w:cs="Times New Roman"/>
+          <w:color w:val="000000" w:themeColor="text1"/>
+          <w:sz w:val="24"/>
+          <w:szCs w:val="24"/>
+          <w:lang w:val="en-IN" w:eastAsia="en-IN"/>
+        </w:rPr>
+      </w:pPr>
+      <w:r>
+        <w:rPr>
+          <w:rFonts w:ascii="Times New Roman" w:eastAsia="Times New Roman" w:hAnsi="Times New Roman" w:cs="Times New Roman"/>
+          <w:color w:val="000000" w:themeColor="text1"/>
+          <w:sz w:val="24"/>
+          <w:szCs w:val="24"/>
+          <w:lang w:val="en-IN" w:eastAsia="en-IN"/>
+        </w:rPr>
+        <w:t>Display all students in a table with Edit/Delete buttons.</w:t>
+      </w:r>
+    </w:p>
+    <w:p>
+      <w:pPr>
+        <w:spacing w:before="100" w:beforeAutospacing="1" w:after="100" w:afterAutospacing="1" w:line="240" w:lineRule="auto"/>
+        <w:rPr>
+          <w:rFonts w:ascii="Times New Roman" w:eastAsia="Times New Roman" w:hAnsi="Times New Roman" w:cs="Times New Roman"/>
+          <w:color w:val="000000" w:themeColor="text1"/>
+          <w:sz w:val="24"/>
+          <w:szCs w:val="24"/>
+          <w:lang w:val="en-IN" w:eastAsia="en-IN"/>
+        </w:rPr>
+      </w:pPr>
+      <w:r>
+        <w:rPr>
+          <w:rFonts w:ascii="Times New Roman" w:eastAsia="Times New Roman" w:hAnsi="Times New Roman" w:cs="Times New Roman"/>
+          <w:b/>
+          <w:bCs/>
+          <w:color w:val="000000" w:themeColor="text1"/>
+          <w:sz w:val="24"/>
+          <w:szCs w:val="24"/>
+          <w:lang w:val="en-IN" w:eastAsia="en-IN"/>
+        </w:rPr>
+        <w:lastRenderedPageBreak/>
+        <w:t>Q8. Library Management</w:t>
+      </w:r>
+      <w:r>
+        <w:rPr>
+          <w:rFonts w:ascii="Times New Roman" w:eastAsia="Times New Roman" w:hAnsi="Times New Roman" w:cs="Times New Roman"/>
+          <w:color w:val="000000" w:themeColor="text1"/>
+          <w:sz w:val="24"/>
+          <w:szCs w:val="24"/>
+          <w:lang w:val="en-IN" w:eastAsia="en-IN"/>
+        </w:rPr>
+        <w:br/>
+        <w:t>Design two tables:</w:t>
+      </w:r>
+    </w:p>
+    <w:p>
+      <w:pPr>
+        <w:numPr>
+          <w:ilvl w:val="0"/>
+          <w:numId w:val="11"/>
+        </w:numPr>
+        <w:spacing w:before="100" w:beforeAutospacing="1" w:after="100" w:afterAutospacing="1" w:line="240" w:lineRule="auto"/>
+        <w:rPr>
+          <w:rFonts w:ascii="Times New Roman" w:eastAsia="Times New Roman" w:hAnsi="Times New Roman" w:cs="Times New Roman"/>
+          <w:color w:val="000000" w:themeColor="text1"/>
+          <w:sz w:val="24"/>
+          <w:szCs w:val="24"/>
+          <w:lang w:val="en-IN" w:eastAsia="en-IN"/>
+        </w:rPr>
+      </w:pPr>
+      <w:r>
+        <w:rPr>
+          <w:rFonts w:ascii="Courier New" w:eastAsia="Times New Roman" w:hAnsi="Courier New" w:cs="Courier New"/>
+          <w:color w:val="000000" w:themeColor="text1"/>
+          <w:sz w:val="20"/>
+          <w:szCs w:val="20"/>
+          <w:lang w:val="en-IN" w:eastAsia="en-IN"/>
+        </w:rPr>
+        <w:t>books</w:t>
+      </w:r>
+      <w:r>
+        <w:rPr>
+          <w:rFonts w:ascii="Times New Roman" w:eastAsia="Times New Roman" w:hAnsi="Times New Roman" w:cs="Times New Roman"/>
+          <w:color w:val="000000" w:themeColor="text1"/>
+          <w:sz w:val="24"/>
+          <w:szCs w:val="24"/>
+          <w:lang w:val="en-IN" w:eastAsia="en-IN"/>
+        </w:rPr>
+        <w:t xml:space="preserve"> (</w:t>
+      </w:r>
+      <w:proofErr w:type="spellStart"/>
+      <w:r>
+        <w:rPr>
+          <w:rFonts w:ascii="Times New Roman" w:eastAsia="Times New Roman" w:hAnsi="Times New Roman" w:cs="Times New Roman"/>
+          <w:color w:val="000000" w:themeColor="text1"/>
+          <w:sz w:val="24"/>
+          <w:szCs w:val="24"/>
+          <w:lang w:val="en-IN" w:eastAsia="en-IN"/>
+        </w:rPr>
+        <w:t>book_id</w:t>
+      </w:r>
+      <w:proofErr w:type="spellEnd"/>
+      <w:r>
+        <w:rPr>
+          <w:rFonts w:ascii="Times New Roman" w:eastAsia="Times New Roman" w:hAnsi="Times New Roman" w:cs="Times New Roman"/>
+          <w:color w:val="000000" w:themeColor="text1"/>
+          <w:sz w:val="24"/>
+          <w:szCs w:val="24"/>
+          <w:lang w:val="en-IN" w:eastAsia="en-IN"/>
+        </w:rPr>
+        <w:t xml:space="preserve">, title, author, </w:t>
+      </w:r>
+      <w:proofErr w:type="spellStart"/>
+      <w:r>
+        <w:rPr>
+          <w:rFonts w:ascii="Times New Roman" w:eastAsia="Times New Roman" w:hAnsi="Times New Roman" w:cs="Times New Roman"/>
+          <w:color w:val="000000" w:themeColor="text1"/>
+          <w:sz w:val="24"/>
+          <w:szCs w:val="24"/>
+          <w:lang w:val="en-IN" w:eastAsia="en-IN"/>
+        </w:rPr>
+        <w:t>available_copies</w:t>
+      </w:r>
+      <w:proofErr w:type="spellEnd"/>
+      <w:r>
+        <w:rPr>
+          <w:rFonts w:ascii="Times New Roman" w:eastAsia="Times New Roman" w:hAnsi="Times New Roman" w:cs="Times New Roman"/>
+          <w:color w:val="000000" w:themeColor="text1"/>
+          <w:sz w:val="24"/>
+          <w:szCs w:val="24"/>
+          <w:lang w:val="en-IN" w:eastAsia="en-IN"/>
+        </w:rPr>
+        <w:t>)</w:t>
+      </w:r>
+    </w:p>
+    <w:p>
+      <w:pPr>
+        <w:numPr>
+          <w:ilvl w:val="0"/>
+          <w:numId w:val="11"/>
+        </w:numPr>
+        <w:spacing w:before="100" w:beforeAutospacing="1" w:after="100" w:afterAutospacing="1" w:line="240" w:lineRule="auto"/>
+        <w:rPr>
+          <w:rFonts w:ascii="Times New Roman" w:eastAsia="Times New Roman" w:hAnsi="Times New Roman" w:cs="Times New Roman"/>
+          <w:color w:val="000000" w:themeColor="text1"/>
+          <w:sz w:val="24"/>
+          <w:szCs w:val="24"/>
+          <w:lang w:val="en-IN" w:eastAsia="en-IN"/>
+        </w:rPr>
+      </w:pPr>
+      <w:r>
+        <w:rPr>
+          <w:rFonts w:ascii="Courier New" w:eastAsia="Times New Roman" w:hAnsi="Courier New" w:cs="Courier New"/>
+          <w:color w:val="000000" w:themeColor="text1"/>
+          <w:sz w:val="20"/>
+          <w:szCs w:val="20"/>
+          <w:lang w:val="en-IN" w:eastAsia="en-IN"/>
+        </w:rPr>
+        <w:t>members</w:t>
+      </w:r>
+      <w:r>
+        <w:rPr>
+          <w:rFonts w:ascii="Times New Roman" w:eastAsia="Times New Roman" w:hAnsi="Times New Roman" w:cs="Times New Roman"/>
+          <w:color w:val="000000" w:themeColor="text1"/>
+          <w:sz w:val="24"/>
+          <w:szCs w:val="24"/>
+          <w:lang w:val="en-IN" w:eastAsia="en-IN"/>
+        </w:rPr>
+        <w:t xml:space="preserve"> (</w:t>
+      </w:r>
+      <w:proofErr w:type="spellStart"/>
+      <w:r>
+        <w:rPr>
+          <w:rFonts w:ascii="Times New Roman" w:eastAsia="Times New Roman" w:hAnsi="Times New Roman" w:cs="Times New Roman"/>
+          <w:color w:val="000000" w:themeColor="text1"/>
+          <w:sz w:val="24"/>
+          <w:szCs w:val="24"/>
+          <w:lang w:val="en-IN" w:eastAsia="en-IN"/>
+        </w:rPr>
+        <w:t>member_id</w:t>
+      </w:r>
+      <w:proofErr w:type="spellEnd"/>
+      <w:r>
+        <w:rPr>
+          <w:rFonts w:ascii="Times New Roman" w:eastAsia="Times New Roman" w:hAnsi="Times New Roman" w:cs="Times New Roman"/>
+          <w:color w:val="000000" w:themeColor="text1"/>
+          <w:sz w:val="24"/>
+          <w:szCs w:val="24"/>
+          <w:lang w:val="en-IN" w:eastAsia="en-IN"/>
+        </w:rPr>
+        <w:t>, name, email)</w:t>
+      </w:r>
+      <w:r>
+        <w:rPr>
+          <w:rFonts w:ascii="Times New Roman" w:eastAsia="Times New Roman" w:hAnsi="Times New Roman" w:cs="Times New Roman"/>
+          <w:color w:val="000000" w:themeColor="text1"/>
+          <w:sz w:val="24"/>
+          <w:szCs w:val="24"/>
+          <w:lang w:val="en-IN" w:eastAsia="en-IN"/>
+        </w:rPr>
+        <w:br/>
+        <w:t>Tasks:</w:t>
+      </w:r>
+    </w:p>
+    <w:p>
+      <w:pPr>
+        <w:numPr>
+          <w:ilvl w:val="0"/>
+          <w:numId w:val="11"/>
+        </w:numPr>
+        <w:spacing w:before="100" w:beforeAutospacing="1" w:after="100" w:afterAutospacing="1" w:line="240" w:lineRule="auto"/>
+        <w:rPr>
+          <w:rFonts w:ascii="Times New Roman" w:eastAsia="Times New Roman" w:hAnsi="Times New Roman" w:cs="Times New Roman"/>
+          <w:color w:val="000000" w:themeColor="text1"/>
+          <w:sz w:val="24"/>
+          <w:szCs w:val="24"/>
+          <w:lang w:val="en-IN" w:eastAsia="en-IN"/>
+        </w:rPr>
+      </w:pPr>
+      <w:r>
+        <w:rPr>
+          <w:rFonts w:ascii="Times New Roman" w:eastAsia="Times New Roman" w:hAnsi="Times New Roman" w:cs="Times New Roman"/>
+          <w:color w:val="000000" w:themeColor="text1"/>
+          <w:sz w:val="24"/>
+          <w:szCs w:val="24"/>
+          <w:lang w:val="en-IN" w:eastAsia="en-IN"/>
+        </w:rPr>
+        <w:t>Add new books and members.</w:t>
+      </w:r>
+    </w:p>
+    <w:p>
+      <w:pPr>
+        <w:numPr>
+          <w:ilvl w:val="0"/>
+          <w:numId w:val="11"/>
+        </w:numPr>
+        <w:spacing w:before="100" w:beforeAutospacing="1" w:after="100" w:afterAutospacing="1" w:line="240" w:lineRule="auto"/>
+        <w:rPr>
+          <w:rFonts w:ascii="Times New Roman" w:eastAsia="Times New Roman" w:hAnsi="Times New Roman" w:cs="Times New Roman"/>
+          <w:color w:val="000000" w:themeColor="text1"/>
+          <w:sz w:val="24"/>
+          <w:szCs w:val="24"/>
+          <w:lang w:val="en-IN" w:eastAsia="en-IN"/>
+        </w:rPr>
+      </w:pPr>
+      <w:r>
+        <w:rPr>
+          <w:rFonts w:ascii="Times New Roman" w:eastAsia="Times New Roman" w:hAnsi="Times New Roman" w:cs="Times New Roman"/>
+          <w:color w:val="000000" w:themeColor="text1"/>
+          <w:sz w:val="24"/>
+          <w:szCs w:val="24"/>
+          <w:lang w:val="en-IN" w:eastAsia="en-IN"/>
+        </w:rPr>
+        <w:t>Show list of books and members separately.</w:t>
+      </w:r>
+    </w:p>
+    <w:p>
+      <w:pPr>
+        <w:numPr>
+          <w:ilvl w:val="0"/>
+          <w:numId w:val="11"/>
+        </w:numPr>
+        <w:spacing w:before="100" w:beforeAutospacing="1" w:after="100" w:afterAutospacing="1" w:line="240" w:lineRule="auto"/>
+        <w:rPr>
+          <w:rFonts w:ascii="Times New Roman" w:eastAsia="Times New Roman" w:hAnsi="Times New Roman" w:cs="Times New Roman"/>
+          <w:color w:val="000000" w:themeColor="text1"/>
+          <w:sz w:val="24"/>
+          <w:szCs w:val="24"/>
+          <w:lang w:val="en-IN" w:eastAsia="en-IN"/>
+        </w:rPr>
+      </w:pPr>
+      <w:r>
+        <w:rPr>
+          <w:rFonts w:ascii="Times New Roman" w:eastAsia="Times New Roman" w:hAnsi="Times New Roman" w:cs="Times New Roman"/>
+          <w:color w:val="000000" w:themeColor="text1"/>
+          <w:sz w:val="24"/>
+          <w:szCs w:val="24"/>
+          <w:lang w:val="en-IN" w:eastAsia="en-IN"/>
+        </w:rPr>
+        <w:t>Update book availability when a member borrows/returns a book.</w:t>
+      </w:r>
+    </w:p>
+    <w:p>
+      <w:pPr>
+        <w:spacing w:before="100" w:beforeAutospacing="1" w:after="100" w:afterAutospacing="1" w:line="240" w:lineRule="auto"/>
+        <w:rPr>
+          <w:rFonts w:ascii="Times New Roman" w:eastAsia="Times New Roman" w:hAnsi="Times New Roman" w:cs="Times New Roman"/>
+          <w:color w:val="000000" w:themeColor="text1"/>
+          <w:sz w:val="24"/>
+          <w:szCs w:val="24"/>
+          <w:lang w:val="en-IN" w:eastAsia="en-IN"/>
+        </w:rPr>
+      </w:pPr>
+      <w:r>
+        <w:rPr>
+          <w:rFonts w:ascii="Times New Roman" w:eastAsia="Times New Roman" w:hAnsi="Times New Roman" w:cs="Times New Roman"/>
+          <w:b/>
+          <w:bCs/>
+          <w:color w:val="000000" w:themeColor="text1"/>
+          <w:sz w:val="24"/>
+          <w:szCs w:val="24"/>
+          <w:lang w:val="en-IN" w:eastAsia="en-IN"/>
+        </w:rPr>
+        <w:t>Q9. Blog Application</w:t>
+      </w:r>
+      <w:r>
+        <w:rPr>
+          <w:rFonts w:ascii="Times New Roman" w:eastAsia="Times New Roman" w:hAnsi="Times New Roman" w:cs="Times New Roman"/>
+          <w:color w:val="000000" w:themeColor="text1"/>
+          <w:sz w:val="24"/>
+          <w:szCs w:val="24"/>
+          <w:lang w:val="en-IN" w:eastAsia="en-IN"/>
+        </w:rPr>
+        <w:br/>
+      </w:r>
+      <w:proofErr w:type="gramStart"/>
+      <w:r>
+        <w:rPr>
+          <w:rFonts w:ascii="Times New Roman" w:eastAsia="Times New Roman" w:hAnsi="Times New Roman" w:cs="Times New Roman"/>
+          <w:color w:val="000000" w:themeColor="text1"/>
+          <w:sz w:val="24"/>
+          <w:szCs w:val="24"/>
+          <w:lang w:val="en-IN" w:eastAsia="en-IN"/>
+        </w:rPr>
+        <w:t>Two</w:t>
+      </w:r>
+      <w:proofErr w:type="gramEnd"/>
+      <w:r>
+        <w:rPr>
+          <w:rFonts w:ascii="Times New Roman" w:eastAsia="Times New Roman" w:hAnsi="Times New Roman" w:cs="Times New Roman"/>
+          <w:color w:val="000000" w:themeColor="text1"/>
+          <w:sz w:val="24"/>
+          <w:szCs w:val="24"/>
+          <w:lang w:val="en-IN" w:eastAsia="en-IN"/>
+        </w:rPr>
+        <w:t xml:space="preserve"> tables:</w:t>
+      </w:r>
+    </w:p>
+    <w:p>
+      <w:pPr>
+        <w:numPr>
+          <w:ilvl w:val="0"/>
+          <w:numId w:val="12"/>
+        </w:numPr>
+        <w:spacing w:before="100" w:beforeAutospacing="1" w:after="100" w:afterAutospacing="1" w:line="240" w:lineRule="auto"/>
+        <w:rPr>
+          <w:rFonts w:ascii="Times New Roman" w:eastAsia="Times New Roman" w:hAnsi="Times New Roman" w:cs="Times New Roman"/>
+          <w:color w:val="000000" w:themeColor="text1"/>
+          <w:sz w:val="24"/>
+          <w:szCs w:val="24"/>
+          <w:lang w:val="en-IN" w:eastAsia="en-IN"/>
+        </w:rPr>
+      </w:pPr>
+      <w:r>
+        <w:rPr>
+          <w:rFonts w:ascii="Courier New" w:eastAsia="Times New Roman" w:hAnsi="Courier New" w:cs="Courier New"/>
+          <w:color w:val="000000" w:themeColor="text1"/>
+          <w:sz w:val="20"/>
+          <w:szCs w:val="20"/>
+          <w:lang w:val="en-IN" w:eastAsia="en-IN"/>
+        </w:rPr>
+        <w:t>users</w:t>
+      </w:r>
+      <w:r>
+        <w:rPr>
+          <w:rFonts w:ascii="Times New Roman" w:eastAsia="Times New Roman" w:hAnsi="Times New Roman" w:cs="Times New Roman"/>
+          <w:color w:val="000000" w:themeColor="text1"/>
+          <w:sz w:val="24"/>
+          <w:szCs w:val="24"/>
+          <w:lang w:val="en-IN" w:eastAsia="en-IN"/>
+        </w:rPr>
+        <w:t xml:space="preserve"> (</w:t>
+      </w:r>
+      <w:proofErr w:type="spellStart"/>
+      <w:r>
+        <w:rPr>
+          <w:rFonts w:ascii="Times New Roman" w:eastAsia="Times New Roman" w:hAnsi="Times New Roman" w:cs="Times New Roman"/>
+          <w:color w:val="000000" w:themeColor="text1"/>
+          <w:sz w:val="24"/>
+          <w:szCs w:val="24"/>
+          <w:lang w:val="en-IN" w:eastAsia="en-IN"/>
+        </w:rPr>
+        <w:t>user_id</w:t>
+      </w:r>
+      <w:proofErr w:type="spellEnd"/>
+      <w:r>
+        <w:rPr>
+          <w:rFonts w:ascii="Times New Roman" w:eastAsia="Times New Roman" w:hAnsi="Times New Roman" w:cs="Times New Roman"/>
+          <w:color w:val="000000" w:themeColor="text1"/>
+          <w:sz w:val="24"/>
+          <w:szCs w:val="24"/>
+          <w:lang w:val="en-IN" w:eastAsia="en-IN"/>
+        </w:rPr>
+        <w:t>, username, email)</w:t>
+      </w:r>
+    </w:p>
+    <w:p>
+      <w:pPr>
+        <w:numPr>
+          <w:ilvl w:val="0"/>
+          <w:numId w:val="12"/>
+        </w:numPr>
+        <w:spacing w:before="100" w:beforeAutospacing="1" w:after="100" w:afterAutospacing="1" w:line="240" w:lineRule="auto"/>
+        <w:rPr>
+          <w:rFonts w:ascii="Times New Roman" w:eastAsia="Times New Roman" w:hAnsi="Times New Roman" w:cs="Times New Roman"/>
+          <w:color w:val="000000" w:themeColor="text1"/>
+          <w:sz w:val="24"/>
+          <w:szCs w:val="24"/>
+          <w:lang w:val="en-IN" w:eastAsia="en-IN"/>
+        </w:rPr>
+      </w:pPr>
+      <w:r>
+        <w:rPr>
+          <w:rFonts w:ascii="Courier New" w:eastAsia="Times New Roman" w:hAnsi="Courier New" w:cs="Courier New"/>
+          <w:color w:val="000000" w:themeColor="text1"/>
+          <w:sz w:val="20"/>
+          <w:szCs w:val="20"/>
+          <w:lang w:val="en-IN" w:eastAsia="en-IN"/>
+        </w:rPr>
+        <w:t>posts</w:t>
+      </w:r>
+      <w:r>
+        <w:rPr>
+          <w:rFonts w:ascii="Times New Roman" w:eastAsia="Times New Roman" w:hAnsi="Times New Roman" w:cs="Times New Roman"/>
+          <w:color w:val="000000" w:themeColor="text1"/>
+          <w:sz w:val="24"/>
+          <w:szCs w:val="24"/>
+          <w:lang w:val="en-IN" w:eastAsia="en-IN"/>
+        </w:rPr>
+        <w:t xml:space="preserve"> (</w:t>
+      </w:r>
+      <w:proofErr w:type="spellStart"/>
+      <w:r>
+        <w:rPr>
+          <w:rFonts w:ascii="Times New Roman" w:eastAsia="Times New Roman" w:hAnsi="Times New Roman" w:cs="Times New Roman"/>
+          <w:color w:val="000000" w:themeColor="text1"/>
+          <w:sz w:val="24"/>
+          <w:szCs w:val="24"/>
+          <w:lang w:val="en-IN" w:eastAsia="en-IN"/>
+        </w:rPr>
+        <w:t>post_id</w:t>
+      </w:r>
+      <w:proofErr w:type="spellEnd"/>
+      <w:r>
+        <w:rPr>
+          <w:rFonts w:ascii="Times New Roman" w:eastAsia="Times New Roman" w:hAnsi="Times New Roman" w:cs="Times New Roman"/>
+          <w:color w:val="000000" w:themeColor="text1"/>
+          <w:sz w:val="24"/>
+          <w:szCs w:val="24"/>
+          <w:lang w:val="en-IN" w:eastAsia="en-IN"/>
+        </w:rPr>
+        <w:t xml:space="preserve">, title, content, </w:t>
+      </w:r>
+      <w:proofErr w:type="spellStart"/>
+      <w:r>
+        <w:rPr>
+          <w:rFonts w:ascii="Times New Roman" w:eastAsia="Times New Roman" w:hAnsi="Times New Roman" w:cs="Times New Roman"/>
+          <w:color w:val="000000" w:themeColor="text1"/>
+          <w:sz w:val="24"/>
+          <w:szCs w:val="24"/>
+          <w:lang w:val="en-IN" w:eastAsia="en-IN"/>
+        </w:rPr>
+        <w:t>user_id</w:t>
+      </w:r>
+      <w:proofErr w:type="spellEnd"/>
+      <w:r>
+        <w:rPr>
+          <w:rFonts w:ascii="Times New Roman" w:eastAsia="Times New Roman" w:hAnsi="Times New Roman" w:cs="Times New Roman"/>
+          <w:color w:val="000000" w:themeColor="text1"/>
+          <w:sz w:val="24"/>
+          <w:szCs w:val="24"/>
+          <w:lang w:val="en-IN" w:eastAsia="en-IN"/>
+        </w:rPr>
+        <w:t xml:space="preserve"> as foreign key)</w:t>
+      </w:r>
+      <w:r>
+        <w:rPr>
+          <w:rFonts w:ascii="Times New Roman" w:eastAsia="Times New Roman" w:hAnsi="Times New Roman" w:cs="Times New Roman"/>
+          <w:color w:val="000000" w:themeColor="text1"/>
+          <w:sz w:val="24"/>
+          <w:szCs w:val="24"/>
+          <w:lang w:val="en-IN" w:eastAsia="en-IN"/>
+        </w:rPr>
+        <w:br/>
+        <w:t>Tasks:</w:t>
+      </w:r>
+    </w:p>
+    <w:p>
+      <w:pPr>
+        <w:numPr>
+          <w:ilvl w:val="0"/>
+          <w:numId w:val="12"/>
+        </w:numPr>
+        <w:spacing w:before="100" w:beforeAutospacing="1" w:after="100" w:afterAutospacing="1" w:line="240" w:lineRule="auto"/>
+        <w:rPr>
+          <w:rFonts w:ascii="Times New Roman" w:eastAsia="Times New Roman" w:hAnsi="Times New Roman" w:cs="Times New Roman"/>
+          <w:color w:val="000000" w:themeColor="text1"/>
+          <w:sz w:val="24"/>
+          <w:szCs w:val="24"/>
+          <w:lang w:val="en-IN" w:eastAsia="en-IN"/>
+        </w:rPr>
+      </w:pPr>
+      <w:r>
+        <w:rPr>
+          <w:rFonts w:ascii="Times New Roman" w:eastAsia="Times New Roman" w:hAnsi="Times New Roman" w:cs="Times New Roman"/>
+          <w:color w:val="000000" w:themeColor="text1"/>
+          <w:sz w:val="24"/>
+          <w:szCs w:val="24"/>
+          <w:lang w:val="en-IN" w:eastAsia="en-IN"/>
+        </w:rPr>
+        <w:t>Create a new user.</w:t>
+      </w:r>
+    </w:p>
+    <w:p>
+      <w:pPr>
+        <w:numPr>
+          <w:ilvl w:val="0"/>
+          <w:numId w:val="12"/>
+        </w:numPr>
+        <w:spacing w:before="100" w:beforeAutospacing="1" w:after="100" w:afterAutospacing="1" w:line="240" w:lineRule="auto"/>
+        <w:rPr>
+          <w:rFonts w:ascii="Times New Roman" w:eastAsia="Times New Roman" w:hAnsi="Times New Roman" w:cs="Times New Roman"/>
+          <w:color w:val="000000" w:themeColor="text1"/>
+          <w:sz w:val="24"/>
+          <w:szCs w:val="24"/>
+          <w:lang w:val="en-IN" w:eastAsia="en-IN"/>
+        </w:rPr>
+      </w:pPr>
+      <w:r>
+        <w:rPr>
+          <w:rFonts w:ascii="Times New Roman" w:eastAsia="Times New Roman" w:hAnsi="Times New Roman" w:cs="Times New Roman"/>
+          <w:color w:val="000000" w:themeColor="text1"/>
+          <w:sz w:val="24"/>
+          <w:szCs w:val="24"/>
+          <w:lang w:val="en-IN" w:eastAsia="en-IN"/>
+        </w:rPr>
+        <w:t>Add posts linked to a user.</w:t>
+      </w:r>
+    </w:p>
+    <w:p>
+      <w:pPr>
+        <w:numPr>
+          <w:ilvl w:val="0"/>
+          <w:numId w:val="12"/>
+        </w:numPr>
+        <w:spacing w:before="100" w:beforeAutospacing="1" w:after="100" w:afterAutospacing="1" w:line="240" w:lineRule="auto"/>
+        <w:rPr>
+          <w:rFonts w:ascii="Times New Roman" w:eastAsia="Times New Roman" w:hAnsi="Times New Roman" w:cs="Times New Roman"/>
+          <w:color w:val="000000" w:themeColor="text1"/>
+          <w:sz w:val="24"/>
+          <w:szCs w:val="24"/>
+          <w:lang w:val="en-IN" w:eastAsia="en-IN"/>
+        </w:rPr>
+      </w:pPr>
+      <w:r>
+        <w:rPr>
+          <w:rFonts w:ascii="Times New Roman" w:eastAsia="Times New Roman" w:hAnsi="Times New Roman" w:cs="Times New Roman"/>
+          <w:color w:val="000000" w:themeColor="text1"/>
+          <w:sz w:val="24"/>
+          <w:szCs w:val="24"/>
+          <w:lang w:val="en-IN" w:eastAsia="en-IN"/>
+        </w:rPr>
+        <w:t>Show all posts with their author’s name (JOIN).</w:t>
+      </w:r>
+    </w:p>
+    <w:p>
+      <w:pPr>
+        <w:numPr>
+          <w:ilvl w:val="0"/>
+          <w:numId w:val="12"/>
+        </w:numPr>
+        <w:spacing w:before="100" w:beforeAutospacing="1" w:after="100" w:afterAutospacing="1" w:line="240" w:lineRule="auto"/>
+        <w:rPr>
+          <w:rFonts w:ascii="Times New Roman" w:eastAsia="Times New Roman" w:hAnsi="Times New Roman" w:cs="Times New Roman"/>
+          <w:color w:val="000000" w:themeColor="text1"/>
+          <w:sz w:val="24"/>
+          <w:szCs w:val="24"/>
+          <w:lang w:val="en-IN" w:eastAsia="en-IN"/>
+        </w:rPr>
+      </w:pPr>
+      <w:r>
+        <w:rPr>
+          <w:rFonts w:ascii="Times New Roman" w:eastAsia="Times New Roman" w:hAnsi="Times New Roman" w:cs="Times New Roman"/>
+          <w:color w:val="000000" w:themeColor="text1"/>
+          <w:sz w:val="24"/>
+          <w:szCs w:val="24"/>
+          <w:lang w:val="en-IN" w:eastAsia="en-IN"/>
+        </w:rPr>
+        <w:t>Update or delete posts.</w:t>
+      </w:r>
+    </w:p>
+    <w:p>
+      <w:pPr>
+        <w:spacing w:before="100" w:beforeAutospacing="1" w:after="100" w:afterAutospacing="1" w:line="240" w:lineRule="auto"/>
+        <w:rPr>
+          <w:rFonts w:ascii="Times New Roman" w:eastAsia="Times New Roman" w:hAnsi="Times New Roman" w:cs="Times New Roman"/>
+          <w:color w:val="000000" w:themeColor="text1"/>
+          <w:sz w:val="24"/>
+          <w:szCs w:val="24"/>
+          <w:lang w:val="en-IN" w:eastAsia="en-IN"/>
+        </w:rPr>
+      </w:pPr>
+      <w:r>
+        <w:rPr>
+          <w:rFonts w:ascii="Times New Roman" w:eastAsia="Times New Roman" w:hAnsi="Times New Roman" w:cs="Times New Roman"/>
+          <w:b/>
+          <w:bCs/>
+          <w:color w:val="000000" w:themeColor="text1"/>
+          <w:sz w:val="24"/>
+          <w:szCs w:val="24"/>
+          <w:lang w:val="en-IN" w:eastAsia="en-IN"/>
+        </w:rPr>
+        <w:t>Q10. Event Planner</w:t>
+      </w:r>
+      <w:r>
+        <w:rPr>
+          <w:rFonts w:ascii="Times New Roman" w:eastAsia="Times New Roman" w:hAnsi="Times New Roman" w:cs="Times New Roman"/>
+          <w:color w:val="000000" w:themeColor="text1"/>
+          <w:sz w:val="24"/>
+          <w:szCs w:val="24"/>
+          <w:lang w:val="en-IN" w:eastAsia="en-IN"/>
+        </w:rPr>
+        <w:br/>
+        <w:t>Two tables:</w:t>
+      </w:r>
+    </w:p>
+    <w:p>
+      <w:pPr>
+        <w:numPr>
+          <w:ilvl w:val="0"/>
+          <w:numId w:val="13"/>
+        </w:numPr>
+        <w:spacing w:before="100" w:beforeAutospacing="1" w:after="100" w:afterAutospacing="1" w:line="240" w:lineRule="auto"/>
+        <w:rPr>
+          <w:rFonts w:ascii="Times New Roman" w:eastAsia="Times New Roman" w:hAnsi="Times New Roman" w:cs="Times New Roman"/>
+          <w:color w:val="000000" w:themeColor="text1"/>
+          <w:sz w:val="24"/>
+          <w:szCs w:val="24"/>
+          <w:lang w:val="en-IN" w:eastAsia="en-IN"/>
+        </w:rPr>
+      </w:pPr>
+      <w:r>
+        <w:rPr>
+          <w:rFonts w:ascii="Courier New" w:eastAsia="Times New Roman" w:hAnsi="Courier New" w:cs="Courier New"/>
+          <w:color w:val="000000" w:themeColor="text1"/>
+          <w:sz w:val="20"/>
+          <w:szCs w:val="20"/>
+          <w:lang w:val="en-IN" w:eastAsia="en-IN"/>
+        </w:rPr>
+        <w:t>events</w:t>
+      </w:r>
+      <w:r>
+        <w:rPr>
+          <w:rFonts w:ascii="Times New Roman" w:eastAsia="Times New Roman" w:hAnsi="Times New Roman" w:cs="Times New Roman"/>
+          <w:color w:val="000000" w:themeColor="text1"/>
+          <w:sz w:val="24"/>
+          <w:szCs w:val="24"/>
+          <w:lang w:val="en-IN" w:eastAsia="en-IN"/>
+        </w:rPr>
+        <w:t xml:space="preserve"> (</w:t>
+      </w:r>
+      <w:proofErr w:type="spellStart"/>
+      <w:r>
+        <w:rPr>
+          <w:rFonts w:ascii="Times New Roman" w:eastAsia="Times New Roman" w:hAnsi="Times New Roman" w:cs="Times New Roman"/>
+          <w:color w:val="000000" w:themeColor="text1"/>
+          <w:sz w:val="24"/>
+          <w:szCs w:val="24"/>
+          <w:lang w:val="en-IN" w:eastAsia="en-IN"/>
+        </w:rPr>
+        <w:t>event_id</w:t>
+      </w:r>
+      <w:proofErr w:type="spellEnd"/>
+      <w:r>
+        <w:rPr>
+          <w:rFonts w:ascii="Times New Roman" w:eastAsia="Times New Roman" w:hAnsi="Times New Roman" w:cs="Times New Roman"/>
+          <w:color w:val="000000" w:themeColor="text1"/>
+          <w:sz w:val="24"/>
+          <w:szCs w:val="24"/>
+          <w:lang w:val="en-IN" w:eastAsia="en-IN"/>
+        </w:rPr>
+        <w:t>, name, date, location)</w:t>
+      </w:r>
+    </w:p>
+    <w:p>
+      <w:pPr>
+        <w:numPr>
+          <w:ilvl w:val="0"/>
+          <w:numId w:val="13"/>
+        </w:numPr>
+        <w:spacing w:before="100" w:beforeAutospacing="1" w:after="100" w:afterAutospacing="1" w:line="240" w:lineRule="auto"/>
+        <w:rPr>
+          <w:rFonts w:ascii="Times New Roman" w:eastAsia="Times New Roman" w:hAnsi="Times New Roman" w:cs="Times New Roman"/>
+          <w:color w:val="000000" w:themeColor="text1"/>
+          <w:sz w:val="24"/>
+          <w:szCs w:val="24"/>
+          <w:lang w:val="en-IN" w:eastAsia="en-IN"/>
+        </w:rPr>
+      </w:pPr>
+      <w:r>
+        <w:rPr>
+          <w:rFonts w:ascii="Courier New" w:eastAsia="Times New Roman" w:hAnsi="Courier New" w:cs="Courier New"/>
+          <w:color w:val="000000" w:themeColor="text1"/>
+          <w:sz w:val="20"/>
+          <w:szCs w:val="20"/>
+          <w:lang w:val="en-IN" w:eastAsia="en-IN"/>
+        </w:rPr>
+        <w:t>participants</w:t>
+      </w:r>
+      <w:r>
+        <w:rPr>
+          <w:rFonts w:ascii="Times New Roman" w:eastAsia="Times New Roman" w:hAnsi="Times New Roman" w:cs="Times New Roman"/>
+          <w:color w:val="000000" w:themeColor="text1"/>
+          <w:sz w:val="24"/>
+          <w:szCs w:val="24"/>
+          <w:lang w:val="en-IN" w:eastAsia="en-IN"/>
+        </w:rPr>
+        <w:t xml:space="preserve"> (</w:t>
+      </w:r>
+      <w:proofErr w:type="spellStart"/>
+      <w:r>
+        <w:rPr>
+          <w:rFonts w:ascii="Times New Roman" w:eastAsia="Times New Roman" w:hAnsi="Times New Roman" w:cs="Times New Roman"/>
+          <w:color w:val="000000" w:themeColor="text1"/>
+          <w:sz w:val="24"/>
+          <w:szCs w:val="24"/>
+          <w:lang w:val="en-IN" w:eastAsia="en-IN"/>
+        </w:rPr>
+        <w:t>participant_id</w:t>
+      </w:r>
+      <w:proofErr w:type="spellEnd"/>
+      <w:r>
+        <w:rPr>
+          <w:rFonts w:ascii="Times New Roman" w:eastAsia="Times New Roman" w:hAnsi="Times New Roman" w:cs="Times New Roman"/>
+          <w:color w:val="000000" w:themeColor="text1"/>
+          <w:sz w:val="24"/>
+          <w:szCs w:val="24"/>
+          <w:lang w:val="en-IN" w:eastAsia="en-IN"/>
+        </w:rPr>
+        <w:t xml:space="preserve">, name, </w:t>
+      </w:r>
+      <w:proofErr w:type="spellStart"/>
+      <w:r>
+        <w:rPr>
+          <w:rFonts w:ascii="Times New Roman" w:eastAsia="Times New Roman" w:hAnsi="Times New Roman" w:cs="Times New Roman"/>
+          <w:color w:val="000000" w:themeColor="text1"/>
+          <w:sz w:val="24"/>
+          <w:szCs w:val="24"/>
+          <w:lang w:val="en-IN" w:eastAsia="en-IN"/>
+        </w:rPr>
+        <w:t>event_id</w:t>
+      </w:r>
+      <w:proofErr w:type="spellEnd"/>
+      <w:r>
+        <w:rPr>
+          <w:rFonts w:ascii="Times New Roman" w:eastAsia="Times New Roman" w:hAnsi="Times New Roman" w:cs="Times New Roman"/>
+          <w:color w:val="000000" w:themeColor="text1"/>
+          <w:sz w:val="24"/>
+          <w:szCs w:val="24"/>
+          <w:lang w:val="en-IN" w:eastAsia="en-IN"/>
+        </w:rPr>
+        <w:t xml:space="preserve"> as foreign key)</w:t>
+      </w:r>
+      <w:r>
+        <w:rPr>
+          <w:rFonts w:ascii="Times New Roman" w:eastAsia="Times New Roman" w:hAnsi="Times New Roman" w:cs="Times New Roman"/>
+          <w:color w:val="000000" w:themeColor="text1"/>
+          <w:sz w:val="24"/>
+          <w:szCs w:val="24"/>
+          <w:lang w:val="en-IN" w:eastAsia="en-IN"/>
+        </w:rPr>
+        <w:br/>
+        <w:t>Tasks:</w:t>
+      </w:r>
+    </w:p>
+    <w:p>
+      <w:pPr>
+        <w:numPr>
+          <w:ilvl w:val="0"/>
+          <w:numId w:val="13"/>
+        </w:numPr>
+        <w:spacing w:before="100" w:beforeAutospacing="1" w:after="100" w:afterAutospacing="1" w:line="240" w:lineRule="auto"/>
+        <w:rPr>
+          <w:rFonts w:ascii="Times New Roman" w:eastAsia="Times New Roman" w:hAnsi="Times New Roman" w:cs="Times New Roman"/>
+          <w:color w:val="000000" w:themeColor="text1"/>
+          <w:sz w:val="24"/>
+          <w:szCs w:val="24"/>
+          <w:lang w:val="en-IN" w:eastAsia="en-IN"/>
+        </w:rPr>
+      </w:pPr>
+      <w:r>
+        <w:rPr>
+          <w:rFonts w:ascii="Times New Roman" w:eastAsia="Times New Roman" w:hAnsi="Times New Roman" w:cs="Times New Roman"/>
+          <w:color w:val="000000" w:themeColor="text1"/>
+          <w:sz w:val="24"/>
+          <w:szCs w:val="24"/>
+          <w:lang w:val="en-IN" w:eastAsia="en-IN"/>
+        </w:rPr>
+        <w:t>Add new events.</w:t>
+      </w:r>
+    </w:p>
+    <w:p>
+      <w:pPr>
+        <w:numPr>
+          <w:ilvl w:val="0"/>
+          <w:numId w:val="13"/>
+        </w:numPr>
+        <w:spacing w:before="100" w:beforeAutospacing="1" w:after="100" w:afterAutospacing="1" w:line="240" w:lineRule="auto"/>
+        <w:rPr>
+          <w:rFonts w:ascii="Times New Roman" w:eastAsia="Times New Roman" w:hAnsi="Times New Roman" w:cs="Times New Roman"/>
+          <w:color w:val="000000" w:themeColor="text1"/>
+          <w:sz w:val="24"/>
+          <w:szCs w:val="24"/>
+          <w:lang w:val="en-IN" w:eastAsia="en-IN"/>
+        </w:rPr>
+      </w:pPr>
+      <w:r>
+        <w:rPr>
+          <w:rFonts w:ascii="Times New Roman" w:eastAsia="Times New Roman" w:hAnsi="Times New Roman" w:cs="Times New Roman"/>
+          <w:color w:val="000000" w:themeColor="text1"/>
+          <w:sz w:val="24"/>
+          <w:szCs w:val="24"/>
+          <w:lang w:val="en-IN" w:eastAsia="en-IN"/>
+        </w:rPr>
+        <w:t>Register participants under an event.</w:t>
+      </w:r>
+    </w:p>
+    <w:p>
+      <w:pPr>
+        <w:numPr>
+          <w:ilvl w:val="0"/>
+          <w:numId w:val="13"/>
+        </w:numPr>
+        <w:spacing w:before="100" w:beforeAutospacing="1" w:after="100" w:afterAutospacing="1" w:line="240" w:lineRule="auto"/>
+        <w:rPr>
+          <w:rFonts w:ascii="Times New Roman" w:eastAsia="Times New Roman" w:hAnsi="Times New Roman" w:cs="Times New Roman"/>
+          <w:color w:val="000000" w:themeColor="text1"/>
+          <w:sz w:val="24"/>
+          <w:szCs w:val="24"/>
+          <w:lang w:val="en-IN" w:eastAsia="en-IN"/>
+        </w:rPr>
+      </w:pPr>
+      <w:r>
+        <w:rPr>
+          <w:rFonts w:ascii="Times New Roman" w:eastAsia="Times New Roman" w:hAnsi="Times New Roman" w:cs="Times New Roman"/>
+          <w:color w:val="000000" w:themeColor="text1"/>
+          <w:sz w:val="24"/>
+          <w:szCs w:val="24"/>
+          <w:lang w:val="en-IN" w:eastAsia="en-IN"/>
+        </w:rPr>
+        <w:t>Show event details along with its participants.</w:t>
+      </w:r>
+    </w:p>
+    <w:p>
+      <w:pPr>
+        <w:numPr>
+          <w:ilvl w:val="0"/>
+          <w:numId w:val="13"/>
+        </w:numPr>
+        <w:spacing w:before="100" w:beforeAutospacing="1" w:after="100" w:afterAutospacing="1" w:line="240" w:lineRule="auto"/>
+        <w:rPr>
+          <w:rFonts w:ascii="Times New Roman" w:eastAsia="Times New Roman" w:hAnsi="Times New Roman" w:cs="Times New Roman"/>
+          <w:color w:val="000000" w:themeColor="text1"/>
+          <w:sz w:val="24"/>
+          <w:szCs w:val="24"/>
+          <w:lang w:val="en-IN" w:eastAsia="en-IN"/>
+        </w:rPr>
+      </w:pPr>
+      <w:r>
+        <w:rPr>
+          <w:rFonts w:ascii="Times New Roman" w:eastAsia="Times New Roman" w:hAnsi="Times New Roman" w:cs="Times New Roman"/>
+          <w:color w:val="000000" w:themeColor="text1"/>
+          <w:sz w:val="24"/>
+          <w:szCs w:val="24"/>
+          <w:lang w:val="en-IN" w:eastAsia="en-IN"/>
+        </w:rPr>
+        <w:t>Allow updating/deleting events and participants.</w:t>
+      </w:r>
+    </w:p>
+    <w:p>
+      <w:pPr>
+        <w:spacing w:before="100" w:beforeAutospacing="1" w:after="100" w:afterAutospacing="1" w:line="240" w:lineRule="auto"/>
+        <w:rPr>
+          <w:rFonts w:ascii="Times New Roman" w:eastAsia="Times New Roman" w:hAnsi="Times New Roman" w:cs="Times New Roman"/>
+          <w:color w:val="000000" w:themeColor="text1"/>
+          <w:sz w:val="24"/>
+          <w:szCs w:val="24"/>
+          <w:lang w:val="en-IN" w:eastAsia="en-IN"/>
+        </w:rPr>
+      </w:pPr>
+      <w:r>
+        <w:rPr>
+          <w:rFonts w:ascii="Times New Roman" w:eastAsia="Times New Roman" w:hAnsi="Times New Roman" w:cs="Times New Roman"/>
+          <w:b/>
+          <w:bCs/>
+          <w:color w:val="000000" w:themeColor="text1"/>
+          <w:sz w:val="24"/>
+          <w:szCs w:val="24"/>
+          <w:lang w:val="en-IN" w:eastAsia="en-IN"/>
+        </w:rPr>
+        <w:t>Q11. E-Commerce (Mini Version</w:t>
+      </w:r>
+      <w:proofErr w:type="gramStart"/>
+      <w:r>
+        <w:rPr>
+          <w:rFonts w:ascii="Times New Roman" w:eastAsia="Times New Roman" w:hAnsi="Times New Roman" w:cs="Times New Roman"/>
+          <w:b/>
+          <w:bCs/>
+          <w:color w:val="000000" w:themeColor="text1"/>
+          <w:sz w:val="24"/>
+          <w:szCs w:val="24"/>
+          <w:lang w:val="en-IN" w:eastAsia="en-IN"/>
+        </w:rPr>
+        <w:t>)</w:t>
+      </w:r>
+      <w:proofErr w:type="gramEnd"/>
+      <w:r>
+        <w:rPr>
+          <w:rFonts w:ascii="Times New Roman" w:eastAsia="Times New Roman" w:hAnsi="Times New Roman" w:cs="Times New Roman"/>
+          <w:color w:val="000000" w:themeColor="text1"/>
+          <w:sz w:val="24"/>
+          <w:szCs w:val="24"/>
+          <w:lang w:val="en-IN" w:eastAsia="en-IN"/>
+        </w:rPr>
+        <w:br/>
+        <w:t>Tables:</w:t>
+      </w:r>
+    </w:p>
+    <w:p>
+      <w:pPr>
+        <w:numPr>
+          <w:ilvl w:val="0"/>
+          <w:numId w:val="14"/>
+        </w:numPr>
+        <w:spacing w:before="100" w:beforeAutospacing="1" w:after="100" w:afterAutospacing="1" w:line="240" w:lineRule="auto"/>
+        <w:rPr>
+          <w:rFonts w:ascii="Times New Roman" w:eastAsia="Times New Roman" w:hAnsi="Times New Roman" w:cs="Times New Roman"/>
+          <w:color w:val="000000" w:themeColor="text1"/>
+          <w:sz w:val="24"/>
+          <w:szCs w:val="24"/>
+          <w:lang w:val="en-IN" w:eastAsia="en-IN"/>
+        </w:rPr>
+      </w:pPr>
+      <w:r>
+        <w:rPr>
+          <w:rFonts w:ascii="Courier New" w:eastAsia="Times New Roman" w:hAnsi="Courier New" w:cs="Courier New"/>
+          <w:color w:val="000000" w:themeColor="text1"/>
+          <w:sz w:val="20"/>
+          <w:szCs w:val="20"/>
+          <w:lang w:val="en-IN" w:eastAsia="en-IN"/>
+        </w:rPr>
+        <w:t>products</w:t>
+      </w:r>
+      <w:r>
+        <w:rPr>
+          <w:rFonts w:ascii="Times New Roman" w:eastAsia="Times New Roman" w:hAnsi="Times New Roman" w:cs="Times New Roman"/>
+          <w:color w:val="000000" w:themeColor="text1"/>
+          <w:sz w:val="24"/>
+          <w:szCs w:val="24"/>
+          <w:lang w:val="en-IN" w:eastAsia="en-IN"/>
+        </w:rPr>
+        <w:t xml:space="preserve"> (</w:t>
+      </w:r>
+      <w:proofErr w:type="spellStart"/>
+      <w:r>
+        <w:rPr>
+          <w:rFonts w:ascii="Times New Roman" w:eastAsia="Times New Roman" w:hAnsi="Times New Roman" w:cs="Times New Roman"/>
+          <w:color w:val="000000" w:themeColor="text1"/>
+          <w:sz w:val="24"/>
+          <w:szCs w:val="24"/>
+          <w:lang w:val="en-IN" w:eastAsia="en-IN"/>
+        </w:rPr>
+        <w:t>product_id</w:t>
+      </w:r>
+      <w:proofErr w:type="spellEnd"/>
+      <w:r>
+        <w:rPr>
+          <w:rFonts w:ascii="Times New Roman" w:eastAsia="Times New Roman" w:hAnsi="Times New Roman" w:cs="Times New Roman"/>
+          <w:color w:val="000000" w:themeColor="text1"/>
+          <w:sz w:val="24"/>
+          <w:szCs w:val="24"/>
+          <w:lang w:val="en-IN" w:eastAsia="en-IN"/>
+        </w:rPr>
+        <w:t>, name, price, stock)</w:t>
+      </w:r>
+    </w:p>
+    <w:p>
+      <w:pPr>
+        <w:numPr>
+          <w:ilvl w:val="0"/>
+          <w:numId w:val="14"/>
+        </w:numPr>
+        <w:spacing w:before="100" w:beforeAutospacing="1" w:after="100" w:afterAutospacing="1" w:line="240" w:lineRule="auto"/>
+        <w:rPr>
+          <w:rFonts w:ascii="Times New Roman" w:eastAsia="Times New Roman" w:hAnsi="Times New Roman" w:cs="Times New Roman"/>
+          <w:color w:val="000000" w:themeColor="text1"/>
+          <w:sz w:val="24"/>
+          <w:szCs w:val="24"/>
+          <w:lang w:val="en-IN" w:eastAsia="en-IN"/>
+        </w:rPr>
+      </w:pPr>
+      <w:r>
+        <w:rPr>
+          <w:rFonts w:ascii="Courier New" w:eastAsia="Times New Roman" w:hAnsi="Courier New" w:cs="Courier New"/>
+          <w:color w:val="000000" w:themeColor="text1"/>
+          <w:sz w:val="20"/>
+          <w:szCs w:val="20"/>
+          <w:lang w:val="en-IN" w:eastAsia="en-IN"/>
+        </w:rPr>
+        <w:t>orders</w:t>
+      </w:r>
+      <w:r>
+        <w:rPr>
+          <w:rFonts w:ascii="Times New Roman" w:eastAsia="Times New Roman" w:hAnsi="Times New Roman" w:cs="Times New Roman"/>
+          <w:color w:val="000000" w:themeColor="text1"/>
+          <w:sz w:val="24"/>
+          <w:szCs w:val="24"/>
+          <w:lang w:val="en-IN" w:eastAsia="en-IN"/>
+        </w:rPr>
+        <w:t xml:space="preserve"> (</w:t>
+      </w:r>
+      <w:proofErr w:type="spellStart"/>
+      <w:r>
+        <w:rPr>
+          <w:rFonts w:ascii="Times New Roman" w:eastAsia="Times New Roman" w:hAnsi="Times New Roman" w:cs="Times New Roman"/>
+          <w:color w:val="000000" w:themeColor="text1"/>
+          <w:sz w:val="24"/>
+          <w:szCs w:val="24"/>
+          <w:lang w:val="en-IN" w:eastAsia="en-IN"/>
+        </w:rPr>
+        <w:t>order_id</w:t>
+      </w:r>
+      <w:proofErr w:type="spellEnd"/>
+      <w:r>
+        <w:rPr>
+          <w:rFonts w:ascii="Times New Roman" w:eastAsia="Times New Roman" w:hAnsi="Times New Roman" w:cs="Times New Roman"/>
+          <w:color w:val="000000" w:themeColor="text1"/>
+          <w:sz w:val="24"/>
+          <w:szCs w:val="24"/>
+          <w:lang w:val="en-IN" w:eastAsia="en-IN"/>
+        </w:rPr>
+        <w:t xml:space="preserve">, </w:t>
+      </w:r>
+      <w:proofErr w:type="spellStart"/>
+      <w:r>
+        <w:rPr>
+          <w:rFonts w:ascii="Times New Roman" w:eastAsia="Times New Roman" w:hAnsi="Times New Roman" w:cs="Times New Roman"/>
+          <w:color w:val="000000" w:themeColor="text1"/>
+          <w:sz w:val="24"/>
+          <w:szCs w:val="24"/>
+          <w:lang w:val="en-IN" w:eastAsia="en-IN"/>
+        </w:rPr>
+        <w:t>customer_name</w:t>
+      </w:r>
+      <w:proofErr w:type="spellEnd"/>
+      <w:r>
+        <w:rPr>
+          <w:rFonts w:ascii="Times New Roman" w:eastAsia="Times New Roman" w:hAnsi="Times New Roman" w:cs="Times New Roman"/>
+          <w:color w:val="000000" w:themeColor="text1"/>
+          <w:sz w:val="24"/>
+          <w:szCs w:val="24"/>
+          <w:lang w:val="en-IN" w:eastAsia="en-IN"/>
+        </w:rPr>
+        <w:t xml:space="preserve">, </w:t>
+      </w:r>
+      <w:proofErr w:type="spellStart"/>
+      <w:r>
+        <w:rPr>
+          <w:rFonts w:ascii="Times New Roman" w:eastAsia="Times New Roman" w:hAnsi="Times New Roman" w:cs="Times New Roman"/>
+          <w:color w:val="000000" w:themeColor="text1"/>
+          <w:sz w:val="24"/>
+          <w:szCs w:val="24"/>
+          <w:lang w:val="en-IN" w:eastAsia="en-IN"/>
+        </w:rPr>
+        <w:t>product_id</w:t>
+      </w:r>
+      <w:proofErr w:type="spellEnd"/>
+      <w:r>
+        <w:rPr>
+          <w:rFonts w:ascii="Times New Roman" w:eastAsia="Times New Roman" w:hAnsi="Times New Roman" w:cs="Times New Roman"/>
+          <w:color w:val="000000" w:themeColor="text1"/>
+          <w:sz w:val="24"/>
+          <w:szCs w:val="24"/>
+          <w:lang w:val="en-IN" w:eastAsia="en-IN"/>
+        </w:rPr>
+        <w:t xml:space="preserve">, </w:t>
+      </w:r>
+      <w:proofErr w:type="spellStart"/>
+      <w:r>
+        <w:rPr>
+          <w:rFonts w:ascii="Times New Roman" w:eastAsia="Times New Roman" w:hAnsi="Times New Roman" w:cs="Times New Roman"/>
+          <w:color w:val="000000" w:themeColor="text1"/>
+          <w:sz w:val="24"/>
+          <w:szCs w:val="24"/>
+          <w:lang w:val="en-IN" w:eastAsia="en-IN"/>
+        </w:rPr>
+        <w:t>qty</w:t>
+      </w:r>
+      <w:proofErr w:type="spellEnd"/>
+      <w:r>
+        <w:rPr>
+          <w:rFonts w:ascii="Times New Roman" w:eastAsia="Times New Roman" w:hAnsi="Times New Roman" w:cs="Times New Roman"/>
+          <w:color w:val="000000" w:themeColor="text1"/>
+          <w:sz w:val="24"/>
+          <w:szCs w:val="24"/>
+          <w:lang w:val="en-IN" w:eastAsia="en-IN"/>
+        </w:rPr>
+        <w:t>)</w:t>
+      </w:r>
+      <w:r>
+        <w:rPr>
+          <w:rFonts w:ascii="Times New Roman" w:eastAsia="Times New Roman" w:hAnsi="Times New Roman" w:cs="Times New Roman"/>
+          <w:color w:val="000000" w:themeColor="text1"/>
+          <w:sz w:val="24"/>
+          <w:szCs w:val="24"/>
+          <w:lang w:val="en-IN" w:eastAsia="en-IN"/>
+        </w:rPr>
+        <w:br/>
+        <w:t>Tasks:</w:t>
+      </w:r>
+    </w:p>
+    <w:p>
+      <w:pPr>
+        <w:numPr>
+          <w:ilvl w:val="0"/>
+          <w:numId w:val="14"/>
+        </w:numPr>
+        <w:spacing w:before="100" w:beforeAutospacing="1" w:after="100" w:afterAutospacing="1" w:line="240" w:lineRule="auto"/>
+        <w:rPr>
+          <w:rFonts w:ascii="Times New Roman" w:eastAsia="Times New Roman" w:hAnsi="Times New Roman" w:cs="Times New Roman"/>
+          <w:color w:val="000000" w:themeColor="text1"/>
+          <w:sz w:val="24"/>
+          <w:szCs w:val="24"/>
+          <w:lang w:val="en-IN" w:eastAsia="en-IN"/>
+        </w:rPr>
+      </w:pPr>
+      <w:r>
+        <w:rPr>
+          <w:rFonts w:ascii="Times New Roman" w:eastAsia="Times New Roman" w:hAnsi="Times New Roman" w:cs="Times New Roman"/>
+          <w:color w:val="000000" w:themeColor="text1"/>
+          <w:sz w:val="24"/>
+          <w:szCs w:val="24"/>
+          <w:lang w:val="en-IN" w:eastAsia="en-IN"/>
+        </w:rPr>
+        <w:t>Add new products.</w:t>
+      </w:r>
+    </w:p>
+    <w:p>
+      <w:pPr>
+        <w:numPr>
+          <w:ilvl w:val="0"/>
+          <w:numId w:val="14"/>
+        </w:numPr>
+        <w:spacing w:before="100" w:beforeAutospacing="1" w:after="100" w:afterAutospacing="1" w:line="240" w:lineRule="auto"/>
+        <w:rPr>
+          <w:rFonts w:ascii="Times New Roman" w:eastAsia="Times New Roman" w:hAnsi="Times New Roman" w:cs="Times New Roman"/>
+          <w:color w:val="000000" w:themeColor="text1"/>
+          <w:sz w:val="24"/>
+          <w:szCs w:val="24"/>
+          <w:lang w:val="en-IN" w:eastAsia="en-IN"/>
+        </w:rPr>
+      </w:pPr>
+      <w:r>
+        <w:rPr>
+          <w:rFonts w:ascii="Times New Roman" w:eastAsia="Times New Roman" w:hAnsi="Times New Roman" w:cs="Times New Roman"/>
+          <w:color w:val="000000" w:themeColor="text1"/>
+          <w:sz w:val="24"/>
+          <w:szCs w:val="24"/>
+          <w:lang w:val="en-IN" w:eastAsia="en-IN"/>
+        </w:rPr>
+        <w:t>Place orders (reduce product stock).</w:t>
+      </w:r>
+    </w:p>
+    <w:p>
+      <w:pPr>
+        <w:numPr>
+          <w:ilvl w:val="0"/>
+          <w:numId w:val="14"/>
+        </w:numPr>
+        <w:spacing w:before="100" w:beforeAutospacing="1" w:after="100" w:afterAutospacing="1" w:line="240" w:lineRule="auto"/>
+        <w:rPr>
+          <w:rFonts w:ascii="Times New Roman" w:eastAsia="Times New Roman" w:hAnsi="Times New Roman" w:cs="Times New Roman"/>
+          <w:color w:val="000000" w:themeColor="text1"/>
+          <w:sz w:val="24"/>
+          <w:szCs w:val="24"/>
+          <w:lang w:val="en-IN" w:eastAsia="en-IN"/>
+        </w:rPr>
+      </w:pPr>
+      <w:r>
+        <w:rPr>
+          <w:rFonts w:ascii="Times New Roman" w:eastAsia="Times New Roman" w:hAnsi="Times New Roman" w:cs="Times New Roman"/>
+          <w:color w:val="000000" w:themeColor="text1"/>
+          <w:sz w:val="24"/>
+          <w:szCs w:val="24"/>
+          <w:lang w:val="en-IN" w:eastAsia="en-IN"/>
+        </w:rPr>
+        <w:t>Show order history with product details (JOIN).</w:t>
+      </w:r>
+    </w:p>
+    <w:p>
+      <w:pPr>
+        <w:numPr>
+          <w:ilvl w:val="0"/>
+          <w:numId w:val="14"/>
+        </w:numPr>
+        <w:spacing w:before="100" w:beforeAutospacing="1" w:after="100" w:afterAutospacing="1" w:line="240" w:lineRule="auto"/>
+        <w:rPr>
+          <w:rFonts w:ascii="Times New Roman" w:eastAsia="Times New Roman" w:hAnsi="Times New Roman" w:cs="Times New Roman"/>
+          <w:color w:val="000000" w:themeColor="text1"/>
+          <w:sz w:val="24"/>
+          <w:szCs w:val="24"/>
+          <w:lang w:val="en-IN" w:eastAsia="en-IN"/>
+        </w:rPr>
+      </w:pPr>
+      <w:r>
+        <w:rPr>
+          <w:rFonts w:ascii="Times New Roman" w:eastAsia="Times New Roman" w:hAnsi="Times New Roman" w:cs="Times New Roman"/>
+          <w:color w:val="000000" w:themeColor="text1"/>
+          <w:sz w:val="24"/>
+          <w:szCs w:val="24"/>
+          <w:lang w:val="en-IN" w:eastAsia="en-IN"/>
+        </w:rPr>
+        <w:t>Update/Delete products or orders.</w:t>
       </w:r>
     </w:p>
     <w:sectPr>
@@ -342,6 +1897,751 @@
       </w:pPr>
       <w:rPr>
         <w:rFonts w:ascii="Symbol" w:hAnsi="Symbol" w:hint="default"/>
+      </w:rPr>
+    </w:lvl>
+  </w:abstractNum>
+  <w:abstractNum w:abstractNumId="9" w15:restartNumberingAfterBreak="0">
+    <w:nsid w:val="39885162"/>
+    <w:multiLevelType w:val="multilevel"/>
+    <w:tmpl w:val="E7149BC6"/>
+    <w:lvl w:ilvl="0">
+      <w:start w:val="1"/>
+      <w:numFmt w:val="bullet"/>
+      <w:lvlText w:val=""/>
+      <w:lvlJc w:val="left"/>
+      <w:pPr>
+        <w:tabs>
+          <w:tab w:val="num" w:pos="720"/>
+        </w:tabs>
+        <w:ind w:left="720" w:hanging="360"/>
+      </w:pPr>
+      <w:rPr>
+        <w:rFonts w:ascii="Symbol" w:hAnsi="Symbol" w:hint="default"/>
+        <w:sz w:val="20"/>
+      </w:rPr>
+    </w:lvl>
+    <w:lvl w:ilvl="1" w:tentative="1">
+      <w:start w:val="1"/>
+      <w:numFmt w:val="bullet"/>
+      <w:lvlText w:val="o"/>
+      <w:lvlJc w:val="left"/>
+      <w:pPr>
+        <w:tabs>
+          <w:tab w:val="num" w:pos="1440"/>
+        </w:tabs>
+        <w:ind w:left="1440" w:hanging="360"/>
+      </w:pPr>
+      <w:rPr>
+        <w:rFonts w:ascii="Courier New" w:hAnsi="Courier New" w:hint="default"/>
+        <w:sz w:val="20"/>
+      </w:rPr>
+    </w:lvl>
+    <w:lvl w:ilvl="2" w:tentative="1">
+      <w:start w:val="1"/>
+      <w:numFmt w:val="bullet"/>
+      <w:lvlText w:val=""/>
+      <w:lvlJc w:val="left"/>
+      <w:pPr>
+        <w:tabs>
+          <w:tab w:val="num" w:pos="2160"/>
+        </w:tabs>
+        <w:ind w:left="2160" w:hanging="360"/>
+      </w:pPr>
+      <w:rPr>
+        <w:rFonts w:ascii="Wingdings" w:hAnsi="Wingdings" w:hint="default"/>
+        <w:sz w:val="20"/>
+      </w:rPr>
+    </w:lvl>
+    <w:lvl w:ilvl="3" w:tentative="1">
+      <w:start w:val="1"/>
+      <w:numFmt w:val="bullet"/>
+      <w:lvlText w:val=""/>
+      <w:lvlJc w:val="left"/>
+      <w:pPr>
+        <w:tabs>
+          <w:tab w:val="num" w:pos="2880"/>
+        </w:tabs>
+        <w:ind w:left="2880" w:hanging="360"/>
+      </w:pPr>
+      <w:rPr>
+        <w:rFonts w:ascii="Wingdings" w:hAnsi="Wingdings" w:hint="default"/>
+        <w:sz w:val="20"/>
+      </w:rPr>
+    </w:lvl>
+    <w:lvl w:ilvl="4" w:tentative="1">
+      <w:start w:val="1"/>
+      <w:numFmt w:val="bullet"/>
+      <w:lvlText w:val=""/>
+      <w:lvlJc w:val="left"/>
+      <w:pPr>
+        <w:tabs>
+          <w:tab w:val="num" w:pos="3600"/>
+        </w:tabs>
+        <w:ind w:left="3600" w:hanging="360"/>
+      </w:pPr>
+      <w:rPr>
+        <w:rFonts w:ascii="Wingdings" w:hAnsi="Wingdings" w:hint="default"/>
+        <w:sz w:val="20"/>
+      </w:rPr>
+    </w:lvl>
+    <w:lvl w:ilvl="5" w:tentative="1">
+      <w:start w:val="1"/>
+      <w:numFmt w:val="bullet"/>
+      <w:lvlText w:val=""/>
+      <w:lvlJc w:val="left"/>
+      <w:pPr>
+        <w:tabs>
+          <w:tab w:val="num" w:pos="4320"/>
+        </w:tabs>
+        <w:ind w:left="4320" w:hanging="360"/>
+      </w:pPr>
+      <w:rPr>
+        <w:rFonts w:ascii="Wingdings" w:hAnsi="Wingdings" w:hint="default"/>
+        <w:sz w:val="20"/>
+      </w:rPr>
+    </w:lvl>
+    <w:lvl w:ilvl="6" w:tentative="1">
+      <w:start w:val="1"/>
+      <w:numFmt w:val="bullet"/>
+      <w:lvlText w:val=""/>
+      <w:lvlJc w:val="left"/>
+      <w:pPr>
+        <w:tabs>
+          <w:tab w:val="num" w:pos="5040"/>
+        </w:tabs>
+        <w:ind w:left="5040" w:hanging="360"/>
+      </w:pPr>
+      <w:rPr>
+        <w:rFonts w:ascii="Wingdings" w:hAnsi="Wingdings" w:hint="default"/>
+        <w:sz w:val="20"/>
+      </w:rPr>
+    </w:lvl>
+    <w:lvl w:ilvl="7" w:tentative="1">
+      <w:start w:val="1"/>
+      <w:numFmt w:val="bullet"/>
+      <w:lvlText w:val=""/>
+      <w:lvlJc w:val="left"/>
+      <w:pPr>
+        <w:tabs>
+          <w:tab w:val="num" w:pos="5760"/>
+        </w:tabs>
+        <w:ind w:left="5760" w:hanging="360"/>
+      </w:pPr>
+      <w:rPr>
+        <w:rFonts w:ascii="Wingdings" w:hAnsi="Wingdings" w:hint="default"/>
+        <w:sz w:val="20"/>
+      </w:rPr>
+    </w:lvl>
+    <w:lvl w:ilvl="8" w:tentative="1">
+      <w:start w:val="1"/>
+      <w:numFmt w:val="bullet"/>
+      <w:lvlText w:val=""/>
+      <w:lvlJc w:val="left"/>
+      <w:pPr>
+        <w:tabs>
+          <w:tab w:val="num" w:pos="6480"/>
+        </w:tabs>
+        <w:ind w:left="6480" w:hanging="360"/>
+      </w:pPr>
+      <w:rPr>
+        <w:rFonts w:ascii="Wingdings" w:hAnsi="Wingdings" w:hint="default"/>
+        <w:sz w:val="20"/>
+      </w:rPr>
+    </w:lvl>
+  </w:abstractNum>
+  <w:abstractNum w:abstractNumId="10" w15:restartNumberingAfterBreak="0">
+    <w:nsid w:val="5130691A"/>
+    <w:multiLevelType w:val="multilevel"/>
+    <w:tmpl w:val="A964073C"/>
+    <w:lvl w:ilvl="0">
+      <w:start w:val="1"/>
+      <w:numFmt w:val="bullet"/>
+      <w:lvlText w:val=""/>
+      <w:lvlJc w:val="left"/>
+      <w:pPr>
+        <w:tabs>
+          <w:tab w:val="num" w:pos="720"/>
+        </w:tabs>
+        <w:ind w:left="720" w:hanging="360"/>
+      </w:pPr>
+      <w:rPr>
+        <w:rFonts w:ascii="Symbol" w:hAnsi="Symbol" w:hint="default"/>
+        <w:sz w:val="20"/>
+      </w:rPr>
+    </w:lvl>
+    <w:lvl w:ilvl="1" w:tentative="1">
+      <w:start w:val="1"/>
+      <w:numFmt w:val="bullet"/>
+      <w:lvlText w:val="o"/>
+      <w:lvlJc w:val="left"/>
+      <w:pPr>
+        <w:tabs>
+          <w:tab w:val="num" w:pos="1440"/>
+        </w:tabs>
+        <w:ind w:left="1440" w:hanging="360"/>
+      </w:pPr>
+      <w:rPr>
+        <w:rFonts w:ascii="Courier New" w:hAnsi="Courier New" w:hint="default"/>
+        <w:sz w:val="20"/>
+      </w:rPr>
+    </w:lvl>
+    <w:lvl w:ilvl="2" w:tentative="1">
+      <w:start w:val="1"/>
+      <w:numFmt w:val="bullet"/>
+      <w:lvlText w:val=""/>
+      <w:lvlJc w:val="left"/>
+      <w:pPr>
+        <w:tabs>
+          <w:tab w:val="num" w:pos="2160"/>
+        </w:tabs>
+        <w:ind w:left="2160" w:hanging="360"/>
+      </w:pPr>
+      <w:rPr>
+        <w:rFonts w:ascii="Wingdings" w:hAnsi="Wingdings" w:hint="default"/>
+        <w:sz w:val="20"/>
+      </w:rPr>
+    </w:lvl>
+    <w:lvl w:ilvl="3" w:tentative="1">
+      <w:start w:val="1"/>
+      <w:numFmt w:val="bullet"/>
+      <w:lvlText w:val=""/>
+      <w:lvlJc w:val="left"/>
+      <w:pPr>
+        <w:tabs>
+          <w:tab w:val="num" w:pos="2880"/>
+        </w:tabs>
+        <w:ind w:left="2880" w:hanging="360"/>
+      </w:pPr>
+      <w:rPr>
+        <w:rFonts w:ascii="Wingdings" w:hAnsi="Wingdings" w:hint="default"/>
+        <w:sz w:val="20"/>
+      </w:rPr>
+    </w:lvl>
+    <w:lvl w:ilvl="4" w:tentative="1">
+      <w:start w:val="1"/>
+      <w:numFmt w:val="bullet"/>
+      <w:lvlText w:val=""/>
+      <w:lvlJc w:val="left"/>
+      <w:pPr>
+        <w:tabs>
+          <w:tab w:val="num" w:pos="3600"/>
+        </w:tabs>
+        <w:ind w:left="3600" w:hanging="360"/>
+      </w:pPr>
+      <w:rPr>
+        <w:rFonts w:ascii="Wingdings" w:hAnsi="Wingdings" w:hint="default"/>
+        <w:sz w:val="20"/>
+      </w:rPr>
+    </w:lvl>
+    <w:lvl w:ilvl="5" w:tentative="1">
+      <w:start w:val="1"/>
+      <w:numFmt w:val="bullet"/>
+      <w:lvlText w:val=""/>
+      <w:lvlJc w:val="left"/>
+      <w:pPr>
+        <w:tabs>
+          <w:tab w:val="num" w:pos="4320"/>
+        </w:tabs>
+        <w:ind w:left="4320" w:hanging="360"/>
+      </w:pPr>
+      <w:rPr>
+        <w:rFonts w:ascii="Wingdings" w:hAnsi="Wingdings" w:hint="default"/>
+        <w:sz w:val="20"/>
+      </w:rPr>
+    </w:lvl>
+    <w:lvl w:ilvl="6" w:tentative="1">
+      <w:start w:val="1"/>
+      <w:numFmt w:val="bullet"/>
+      <w:lvlText w:val=""/>
+      <w:lvlJc w:val="left"/>
+      <w:pPr>
+        <w:tabs>
+          <w:tab w:val="num" w:pos="5040"/>
+        </w:tabs>
+        <w:ind w:left="5040" w:hanging="360"/>
+      </w:pPr>
+      <w:rPr>
+        <w:rFonts w:ascii="Wingdings" w:hAnsi="Wingdings" w:hint="default"/>
+        <w:sz w:val="20"/>
+      </w:rPr>
+    </w:lvl>
+    <w:lvl w:ilvl="7" w:tentative="1">
+      <w:start w:val="1"/>
+      <w:numFmt w:val="bullet"/>
+      <w:lvlText w:val=""/>
+      <w:lvlJc w:val="left"/>
+      <w:pPr>
+        <w:tabs>
+          <w:tab w:val="num" w:pos="5760"/>
+        </w:tabs>
+        <w:ind w:left="5760" w:hanging="360"/>
+      </w:pPr>
+      <w:rPr>
+        <w:rFonts w:ascii="Wingdings" w:hAnsi="Wingdings" w:hint="default"/>
+        <w:sz w:val="20"/>
+      </w:rPr>
+    </w:lvl>
+    <w:lvl w:ilvl="8" w:tentative="1">
+      <w:start w:val="1"/>
+      <w:numFmt w:val="bullet"/>
+      <w:lvlText w:val=""/>
+      <w:lvlJc w:val="left"/>
+      <w:pPr>
+        <w:tabs>
+          <w:tab w:val="num" w:pos="6480"/>
+        </w:tabs>
+        <w:ind w:left="6480" w:hanging="360"/>
+      </w:pPr>
+      <w:rPr>
+        <w:rFonts w:ascii="Wingdings" w:hAnsi="Wingdings" w:hint="default"/>
+        <w:sz w:val="20"/>
+      </w:rPr>
+    </w:lvl>
+  </w:abstractNum>
+  <w:abstractNum w:abstractNumId="11" w15:restartNumberingAfterBreak="0">
+    <w:nsid w:val="650F45AA"/>
+    <w:multiLevelType w:val="multilevel"/>
+    <w:tmpl w:val="BC20CB46"/>
+    <w:lvl w:ilvl="0">
+      <w:start w:val="1"/>
+      <w:numFmt w:val="bullet"/>
+      <w:lvlText w:val=""/>
+      <w:lvlJc w:val="left"/>
+      <w:pPr>
+        <w:tabs>
+          <w:tab w:val="num" w:pos="720"/>
+        </w:tabs>
+        <w:ind w:left="720" w:hanging="360"/>
+      </w:pPr>
+      <w:rPr>
+        <w:rFonts w:ascii="Symbol" w:hAnsi="Symbol" w:hint="default"/>
+        <w:sz w:val="20"/>
+      </w:rPr>
+    </w:lvl>
+    <w:lvl w:ilvl="1" w:tentative="1">
+      <w:start w:val="1"/>
+      <w:numFmt w:val="bullet"/>
+      <w:lvlText w:val="o"/>
+      <w:lvlJc w:val="left"/>
+      <w:pPr>
+        <w:tabs>
+          <w:tab w:val="num" w:pos="1440"/>
+        </w:tabs>
+        <w:ind w:left="1440" w:hanging="360"/>
+      </w:pPr>
+      <w:rPr>
+        <w:rFonts w:ascii="Courier New" w:hAnsi="Courier New" w:hint="default"/>
+        <w:sz w:val="20"/>
+      </w:rPr>
+    </w:lvl>
+    <w:lvl w:ilvl="2" w:tentative="1">
+      <w:start w:val="1"/>
+      <w:numFmt w:val="bullet"/>
+      <w:lvlText w:val=""/>
+      <w:lvlJc w:val="left"/>
+      <w:pPr>
+        <w:tabs>
+          <w:tab w:val="num" w:pos="2160"/>
+        </w:tabs>
+        <w:ind w:left="2160" w:hanging="360"/>
+      </w:pPr>
+      <w:rPr>
+        <w:rFonts w:ascii="Wingdings" w:hAnsi="Wingdings" w:hint="default"/>
+        <w:sz w:val="20"/>
+      </w:rPr>
+    </w:lvl>
+    <w:lvl w:ilvl="3" w:tentative="1">
+      <w:start w:val="1"/>
+      <w:numFmt w:val="bullet"/>
+      <w:lvlText w:val=""/>
+      <w:lvlJc w:val="left"/>
+      <w:pPr>
+        <w:tabs>
+          <w:tab w:val="num" w:pos="2880"/>
+        </w:tabs>
+        <w:ind w:left="2880" w:hanging="360"/>
+      </w:pPr>
+      <w:rPr>
+        <w:rFonts w:ascii="Wingdings" w:hAnsi="Wingdings" w:hint="default"/>
+        <w:sz w:val="20"/>
+      </w:rPr>
+    </w:lvl>
+    <w:lvl w:ilvl="4" w:tentative="1">
+      <w:start w:val="1"/>
+      <w:numFmt w:val="bullet"/>
+      <w:lvlText w:val=""/>
+      <w:lvlJc w:val="left"/>
+      <w:pPr>
+        <w:tabs>
+          <w:tab w:val="num" w:pos="3600"/>
+        </w:tabs>
+        <w:ind w:left="3600" w:hanging="360"/>
+      </w:pPr>
+      <w:rPr>
+        <w:rFonts w:ascii="Wingdings" w:hAnsi="Wingdings" w:hint="default"/>
+        <w:sz w:val="20"/>
+      </w:rPr>
+    </w:lvl>
+    <w:lvl w:ilvl="5" w:tentative="1">
+      <w:start w:val="1"/>
+      <w:numFmt w:val="bullet"/>
+      <w:lvlText w:val=""/>
+      <w:lvlJc w:val="left"/>
+      <w:pPr>
+        <w:tabs>
+          <w:tab w:val="num" w:pos="4320"/>
+        </w:tabs>
+        <w:ind w:left="4320" w:hanging="360"/>
+      </w:pPr>
+      <w:rPr>
+        <w:rFonts w:ascii="Wingdings" w:hAnsi="Wingdings" w:hint="default"/>
+        <w:sz w:val="20"/>
+      </w:rPr>
+    </w:lvl>
+    <w:lvl w:ilvl="6" w:tentative="1">
+      <w:start w:val="1"/>
+      <w:numFmt w:val="bullet"/>
+      <w:lvlText w:val=""/>
+      <w:lvlJc w:val="left"/>
+      <w:pPr>
+        <w:tabs>
+          <w:tab w:val="num" w:pos="5040"/>
+        </w:tabs>
+        <w:ind w:left="5040" w:hanging="360"/>
+      </w:pPr>
+      <w:rPr>
+        <w:rFonts w:ascii="Wingdings" w:hAnsi="Wingdings" w:hint="default"/>
+        <w:sz w:val="20"/>
+      </w:rPr>
+    </w:lvl>
+    <w:lvl w:ilvl="7" w:tentative="1">
+      <w:start w:val="1"/>
+      <w:numFmt w:val="bullet"/>
+      <w:lvlText w:val=""/>
+      <w:lvlJc w:val="left"/>
+      <w:pPr>
+        <w:tabs>
+          <w:tab w:val="num" w:pos="5760"/>
+        </w:tabs>
+        <w:ind w:left="5760" w:hanging="360"/>
+      </w:pPr>
+      <w:rPr>
+        <w:rFonts w:ascii="Wingdings" w:hAnsi="Wingdings" w:hint="default"/>
+        <w:sz w:val="20"/>
+      </w:rPr>
+    </w:lvl>
+    <w:lvl w:ilvl="8" w:tentative="1">
+      <w:start w:val="1"/>
+      <w:numFmt w:val="bullet"/>
+      <w:lvlText w:val=""/>
+      <w:lvlJc w:val="left"/>
+      <w:pPr>
+        <w:tabs>
+          <w:tab w:val="num" w:pos="6480"/>
+        </w:tabs>
+        <w:ind w:left="6480" w:hanging="360"/>
+      </w:pPr>
+      <w:rPr>
+        <w:rFonts w:ascii="Wingdings" w:hAnsi="Wingdings" w:hint="default"/>
+        <w:sz w:val="20"/>
+      </w:rPr>
+    </w:lvl>
+  </w:abstractNum>
+  <w:abstractNum w:abstractNumId="12" w15:restartNumberingAfterBreak="0">
+    <w:nsid w:val="6DDE2243"/>
+    <w:multiLevelType w:val="multilevel"/>
+    <w:tmpl w:val="345C0582"/>
+    <w:lvl w:ilvl="0">
+      <w:start w:val="1"/>
+      <w:numFmt w:val="bullet"/>
+      <w:lvlText w:val=""/>
+      <w:lvlJc w:val="left"/>
+      <w:pPr>
+        <w:tabs>
+          <w:tab w:val="num" w:pos="720"/>
+        </w:tabs>
+        <w:ind w:left="720" w:hanging="360"/>
+      </w:pPr>
+      <w:rPr>
+        <w:rFonts w:ascii="Symbol" w:hAnsi="Symbol" w:hint="default"/>
+        <w:sz w:val="20"/>
+      </w:rPr>
+    </w:lvl>
+    <w:lvl w:ilvl="1" w:tentative="1">
+      <w:start w:val="1"/>
+      <w:numFmt w:val="bullet"/>
+      <w:lvlText w:val="o"/>
+      <w:lvlJc w:val="left"/>
+      <w:pPr>
+        <w:tabs>
+          <w:tab w:val="num" w:pos="1440"/>
+        </w:tabs>
+        <w:ind w:left="1440" w:hanging="360"/>
+      </w:pPr>
+      <w:rPr>
+        <w:rFonts w:ascii="Courier New" w:hAnsi="Courier New" w:hint="default"/>
+        <w:sz w:val="20"/>
+      </w:rPr>
+    </w:lvl>
+    <w:lvl w:ilvl="2" w:tentative="1">
+      <w:start w:val="1"/>
+      <w:numFmt w:val="bullet"/>
+      <w:lvlText w:val=""/>
+      <w:lvlJc w:val="left"/>
+      <w:pPr>
+        <w:tabs>
+          <w:tab w:val="num" w:pos="2160"/>
+        </w:tabs>
+        <w:ind w:left="2160" w:hanging="360"/>
+      </w:pPr>
+      <w:rPr>
+        <w:rFonts w:ascii="Wingdings" w:hAnsi="Wingdings" w:hint="default"/>
+        <w:sz w:val="20"/>
+      </w:rPr>
+    </w:lvl>
+    <w:lvl w:ilvl="3" w:tentative="1">
+      <w:start w:val="1"/>
+      <w:numFmt w:val="bullet"/>
+      <w:lvlText w:val=""/>
+      <w:lvlJc w:val="left"/>
+      <w:pPr>
+        <w:tabs>
+          <w:tab w:val="num" w:pos="2880"/>
+        </w:tabs>
+        <w:ind w:left="2880" w:hanging="360"/>
+      </w:pPr>
+      <w:rPr>
+        <w:rFonts w:ascii="Wingdings" w:hAnsi="Wingdings" w:hint="default"/>
+        <w:sz w:val="20"/>
+      </w:rPr>
+    </w:lvl>
+    <w:lvl w:ilvl="4" w:tentative="1">
+      <w:start w:val="1"/>
+      <w:numFmt w:val="bullet"/>
+      <w:lvlText w:val=""/>
+      <w:lvlJc w:val="left"/>
+      <w:pPr>
+        <w:tabs>
+          <w:tab w:val="num" w:pos="3600"/>
+        </w:tabs>
+        <w:ind w:left="3600" w:hanging="360"/>
+      </w:pPr>
+      <w:rPr>
+        <w:rFonts w:ascii="Wingdings" w:hAnsi="Wingdings" w:hint="default"/>
+        <w:sz w:val="20"/>
+      </w:rPr>
+    </w:lvl>
+    <w:lvl w:ilvl="5" w:tentative="1">
+      <w:start w:val="1"/>
+      <w:numFmt w:val="bullet"/>
+      <w:lvlText w:val=""/>
+      <w:lvlJc w:val="left"/>
+      <w:pPr>
+        <w:tabs>
+          <w:tab w:val="num" w:pos="4320"/>
+        </w:tabs>
+        <w:ind w:left="4320" w:hanging="360"/>
+      </w:pPr>
+      <w:rPr>
+        <w:rFonts w:ascii="Wingdings" w:hAnsi="Wingdings" w:hint="default"/>
+        <w:sz w:val="20"/>
+      </w:rPr>
+    </w:lvl>
+    <w:lvl w:ilvl="6" w:tentative="1">
+      <w:start w:val="1"/>
+      <w:numFmt w:val="bullet"/>
+      <w:lvlText w:val=""/>
+      <w:lvlJc w:val="left"/>
+      <w:pPr>
+        <w:tabs>
+          <w:tab w:val="num" w:pos="5040"/>
+        </w:tabs>
+        <w:ind w:left="5040" w:hanging="360"/>
+      </w:pPr>
+      <w:rPr>
+        <w:rFonts w:ascii="Wingdings" w:hAnsi="Wingdings" w:hint="default"/>
+        <w:sz w:val="20"/>
+      </w:rPr>
+    </w:lvl>
+    <w:lvl w:ilvl="7" w:tentative="1">
+      <w:start w:val="1"/>
+      <w:numFmt w:val="bullet"/>
+      <w:lvlText w:val=""/>
+      <w:lvlJc w:val="left"/>
+      <w:pPr>
+        <w:tabs>
+          <w:tab w:val="num" w:pos="5760"/>
+        </w:tabs>
+        <w:ind w:left="5760" w:hanging="360"/>
+      </w:pPr>
+      <w:rPr>
+        <w:rFonts w:ascii="Wingdings" w:hAnsi="Wingdings" w:hint="default"/>
+        <w:sz w:val="20"/>
+      </w:rPr>
+    </w:lvl>
+    <w:lvl w:ilvl="8" w:tentative="1">
+      <w:start w:val="1"/>
+      <w:numFmt w:val="bullet"/>
+      <w:lvlText w:val=""/>
+      <w:lvlJc w:val="left"/>
+      <w:pPr>
+        <w:tabs>
+          <w:tab w:val="num" w:pos="6480"/>
+        </w:tabs>
+        <w:ind w:left="6480" w:hanging="360"/>
+      </w:pPr>
+      <w:rPr>
+        <w:rFonts w:ascii="Wingdings" w:hAnsi="Wingdings" w:hint="default"/>
+        <w:sz w:val="20"/>
+      </w:rPr>
+    </w:lvl>
+  </w:abstractNum>
+  <w:abstractNum w:abstractNumId="13" w15:restartNumberingAfterBreak="0">
+    <w:nsid w:val="720878BF"/>
+    <w:multiLevelType w:val="multilevel"/>
+    <w:tmpl w:val="F43085F8"/>
+    <w:lvl w:ilvl="0">
+      <w:start w:val="1"/>
+      <w:numFmt w:val="bullet"/>
+      <w:lvlText w:val=""/>
+      <w:lvlJc w:val="left"/>
+      <w:pPr>
+        <w:tabs>
+          <w:tab w:val="num" w:pos="720"/>
+        </w:tabs>
+        <w:ind w:left="720" w:hanging="360"/>
+      </w:pPr>
+      <w:rPr>
+        <w:rFonts w:ascii="Symbol" w:hAnsi="Symbol" w:hint="default"/>
+        <w:sz w:val="20"/>
+      </w:rPr>
+    </w:lvl>
+    <w:lvl w:ilvl="1" w:tentative="1">
+      <w:start w:val="1"/>
+      <w:numFmt w:val="bullet"/>
+      <w:lvlText w:val="o"/>
+      <w:lvlJc w:val="left"/>
+      <w:pPr>
+        <w:tabs>
+          <w:tab w:val="num" w:pos="1440"/>
+        </w:tabs>
+        <w:ind w:left="1440" w:hanging="360"/>
+      </w:pPr>
+      <w:rPr>
+        <w:rFonts w:ascii="Courier New" w:hAnsi="Courier New" w:hint="default"/>
+        <w:sz w:val="20"/>
+      </w:rPr>
+    </w:lvl>
+    <w:lvl w:ilvl="2" w:tentative="1">
+      <w:start w:val="1"/>
+      <w:numFmt w:val="bullet"/>
+      <w:lvlText w:val=""/>
+      <w:lvlJc w:val="left"/>
+      <w:pPr>
+        <w:tabs>
+          <w:tab w:val="num" w:pos="2160"/>
+        </w:tabs>
+        <w:ind w:left="2160" w:hanging="360"/>
+      </w:pPr>
+      <w:rPr>
+        <w:rFonts w:ascii="Wingdings" w:hAnsi="Wingdings" w:hint="default"/>
+        <w:sz w:val="20"/>
+      </w:rPr>
+    </w:lvl>
+    <w:lvl w:ilvl="3" w:tentative="1">
+      <w:start w:val="1"/>
+      <w:numFmt w:val="bullet"/>
+      <w:lvlText w:val=""/>
+      <w:lvlJc w:val="left"/>
+      <w:pPr>
+        <w:tabs>
+          <w:tab w:val="num" w:pos="2880"/>
+        </w:tabs>
+        <w:ind w:left="2880" w:hanging="360"/>
+      </w:pPr>
+      <w:rPr>
+        <w:rFonts w:ascii="Wingdings" w:hAnsi="Wingdings" w:hint="default"/>
+        <w:sz w:val="20"/>
+      </w:rPr>
+    </w:lvl>
+    <w:lvl w:ilvl="4" w:tentative="1">
+      <w:start w:val="1"/>
+      <w:numFmt w:val="bullet"/>
+      <w:lvlText w:val=""/>
+      <w:lvlJc w:val="left"/>
+      <w:pPr>
+        <w:tabs>
+          <w:tab w:val="num" w:pos="3600"/>
+        </w:tabs>
+        <w:ind w:left="3600" w:hanging="360"/>
+      </w:pPr>
+      <w:rPr>
+        <w:rFonts w:ascii="Wingdings" w:hAnsi="Wingdings" w:hint="default"/>
+        <w:sz w:val="20"/>
+      </w:rPr>
+    </w:lvl>
+    <w:lvl w:ilvl="5" w:tentative="1">
+      <w:start w:val="1"/>
+      <w:numFmt w:val="bullet"/>
+      <w:lvlText w:val=""/>
+      <w:lvlJc w:val="left"/>
+      <w:pPr>
+        <w:tabs>
+          <w:tab w:val="num" w:pos="4320"/>
+        </w:tabs>
+        <w:ind w:left="4320" w:hanging="360"/>
+      </w:pPr>
+      <w:rPr>
+        <w:rFonts w:ascii="Wingdings" w:hAnsi="Wingdings" w:hint="default"/>
+        <w:sz w:val="20"/>
+      </w:rPr>
+    </w:lvl>
+    <w:lvl w:ilvl="6" w:tentative="1">
+      <w:start w:val="1"/>
+      <w:numFmt w:val="bullet"/>
+      <w:lvlText w:val=""/>
+      <w:lvlJc w:val="left"/>
+      <w:pPr>
+        <w:tabs>
+          <w:tab w:val="num" w:pos="5040"/>
+        </w:tabs>
+        <w:ind w:left="5040" w:hanging="360"/>
+      </w:pPr>
+      <w:rPr>
+        <w:rFonts w:ascii="Wingdings" w:hAnsi="Wingdings" w:hint="default"/>
+        <w:sz w:val="20"/>
+      </w:rPr>
+    </w:lvl>
+    <w:lvl w:ilvl="7" w:tentative="1">
+      <w:start w:val="1"/>
+      <w:numFmt w:val="bullet"/>
+      <w:lvlText w:val=""/>
+      <w:lvlJc w:val="left"/>
+      <w:pPr>
+        <w:tabs>
+          <w:tab w:val="num" w:pos="5760"/>
+        </w:tabs>
+        <w:ind w:left="5760" w:hanging="360"/>
+      </w:pPr>
+      <w:rPr>
+        <w:rFonts w:ascii="Wingdings" w:hAnsi="Wingdings" w:hint="default"/>
+        <w:sz w:val="20"/>
+      </w:rPr>
+    </w:lvl>
+    <w:lvl w:ilvl="8" w:tentative="1">
+      <w:start w:val="1"/>
+      <w:numFmt w:val="bullet"/>
+      <w:lvlText w:val=""/>
+      <w:lvlJc w:val="left"/>
+      <w:pPr>
+        <w:tabs>
+          <w:tab w:val="num" w:pos="6480"/>
+        </w:tabs>
+        <w:ind w:left="6480" w:hanging="360"/>
+      </w:pPr>
+      <w:rPr>
+        <w:rFonts w:ascii="Wingdings" w:hAnsi="Wingdings" w:hint="default"/>
+        <w:sz w:val="20"/>
       </w:rPr>
     </w:lvl>
   </w:abstractNum>
@@ -371,6 +2671,21 @@
   </w:num>
   <w:num w:numId="9">
     <w:abstractNumId w:val="0"/>
+  </w:num>
+  <w:num w:numId="10">
+    <w:abstractNumId w:val="9"/>
+  </w:num>
+  <w:num w:numId="11">
+    <w:abstractNumId w:val="10"/>
+  </w:num>
+  <w:num w:numId="12">
+    <w:abstractNumId w:val="11"/>
+  </w:num>
+  <w:num w:numId="13">
+    <w:abstractNumId w:val="13"/>
+  </w:num>
+  <w:num w:numId="14">
+    <w:abstractNumId w:val="12"/>
   </w:num>
 </w:numbering>
 </file>
@@ -11750,6 +14065,36 @@
       </w:tcPr>
     </w:tblStylePr>
   </w:style>
+  <w:style w:type="paragraph" w:styleId="NormalWeb">
+    <w:name w:val="Normal (Web)"/>
+    <w:basedOn w:val="Normal"/>
+    <w:uiPriority w:val="99"/>
+    <w:semiHidden/>
+    <w:unhideWhenUsed/>
+    <w:rsid w:val="00A74597"/>
+    <w:pPr>
+      <w:spacing w:before="100" w:beforeAutospacing="1" w:after="100" w:afterAutospacing="1" w:line="240" w:lineRule="auto"/>
+    </w:pPr>
+    <w:rPr>
+      <w:rFonts w:ascii="Times New Roman" w:eastAsia="Times New Roman" w:hAnsi="Times New Roman" w:cs="Times New Roman"/>
+      <w:sz w:val="24"/>
+      <w:szCs w:val="24"/>
+      <w:lang w:val="en-IN" w:eastAsia="en-IN"/>
+    </w:rPr>
+  </w:style>
+  <w:style w:type="character" w:styleId="HTMLCode">
+    <w:name w:val="HTML Code"/>
+    <w:basedOn w:val="DefaultParagraphFont"/>
+    <w:uiPriority w:val="99"/>
+    <w:semiHidden/>
+    <w:unhideWhenUsed/>
+    <w:rsid w:val="00A74597"/>
+    <w:rPr>
+      <w:rFonts w:ascii="Courier New" w:eastAsia="Times New Roman" w:hAnsi="Courier New" w:cs="Courier New"/>
+      <w:sz w:val="20"/>
+      <w:szCs w:val="20"/>
+    </w:rPr>
+  </w:style>
 </w:styles>
 </file>
 
@@ -12078,7 +14423,7 @@
 </file>
 
 <file path=customXml/itemProps1.xml><?xml version="1.0" encoding="utf-8"?>
-<ds:datastoreItem xmlns:ds="http://schemas.openxmlformats.org/officeDocument/2006/customXml" ds:itemID="{6EF57AD7-E3B7-45A6-AB33-63DAA12CBFD6}">
+<ds:datastoreItem xmlns:ds="http://schemas.openxmlformats.org/officeDocument/2006/customXml" ds:itemID="{760817F5-4B58-4BFC-A074-034CEDB6F049}">
   <ds:schemaRefs>
     <ds:schemaRef ds:uri="http://schemas.openxmlformats.org/officeDocument/2006/bibliography"/>
   </ds:schemaRefs>
